--- a/Migração Locatelli/Migração e instalação novo Outlook para Windows.docx
+++ b/Migração Locatelli/Migração e instalação novo Outlook para Windows.docx
@@ -7,1091 +7,1111 @@
         <w:pStyle w:val="Ttulo3"/>
         <w:numPr>
           <w:ilvl w:val="0"/>
-          <w:numId w:val="7"/>
-        </w:numPr>
-        <w:rPr>
-          <w:rFonts w:ascii="Calibri" w:hAnsi="Calibri" w:cs="Calibri"/>
+          <w:numId w:val="14"/>
+        </w:numPr>
+        <w:rPr>
+          <w:rFonts w:ascii="Calibri" w:eastAsiaTheme="minorEastAsia" w:hAnsi="Calibri" w:cs="Calibri"/>
           <w:b/>
           <w:bCs/>
-          <w:color w:val="4472C4" w:themeColor="accent1"/>
-          <w:sz w:val="28"/>
-          <w:szCs w:val="28"/>
+          <w:color w:val="auto"/>
         </w:rPr>
       </w:pPr>
       <w:bookmarkStart w:id="0" w:name="_Toc223530471"/>
       <w:r>
         <w:rPr>
-          <w:rFonts w:ascii="Calibri" w:hAnsi="Calibri" w:cs="Calibri"/>
+          <w:rFonts w:ascii="Calibri" w:eastAsiaTheme="minorEastAsia" w:hAnsi="Calibri" w:cs="Calibri"/>
           <w:b/>
           <w:bCs/>
-          <w:color w:val="4472C4" w:themeColor="accent1"/>
-          <w:sz w:val="28"/>
-          <w:szCs w:val="28"/>
-        </w:rPr>
-        <w:t xml:space="preserve">Migração e instalação </w:t>
-      </w:r>
-      <w:r>
-        <w:rPr>
-          <w:rFonts w:ascii="Calibri" w:hAnsi="Calibri" w:cs="Calibri"/>
+          <w:color w:val="auto"/>
+        </w:rPr>
+        <w:t xml:space="preserve">Migração e instalação Novo </w:t>
+      </w:r>
+      <w:r>
+        <w:rPr>
+          <w:rFonts w:ascii="Calibri" w:eastAsiaTheme="minorEastAsia" w:hAnsi="Calibri" w:cs="Calibri"/>
           <w:b/>
           <w:bCs/>
-          <w:color w:val="4472C4" w:themeColor="accent1"/>
-          <w:sz w:val="28"/>
-          <w:szCs w:val="28"/>
-        </w:rPr>
-        <w:t xml:space="preserve">Novo </w:t>
+          <w:color w:val="auto"/>
+        </w:rPr>
+        <w:t>Outlook para Windows</w:t>
+      </w:r>
+      <w:bookmarkEnd w:id="0"/>
+    </w:p>
+    <w:p/>
+    <w:p>
+      <w:pPr>
+        <w:pStyle w:val="PargrafodaLista"/>
+        <w:numPr>
+          <w:ilvl w:val="0"/>
+          <w:numId w:val="14"/>
+        </w:numPr>
+        <w:rPr>
+          <w:rFonts w:ascii="Calibri" w:hAnsi="Calibri" w:cs="Calibri"/>
+          <w:sz w:val="24"/>
+          <w:szCs w:val="24"/>
+        </w:rPr>
+      </w:pPr>
+      <w:r>
+        <w:rPr>
+          <w:rFonts w:ascii="Calibri" w:hAnsi="Calibri" w:cs="Calibri"/>
+          <w:sz w:val="24"/>
+          <w:szCs w:val="24"/>
+        </w:rPr>
+        <w:t>Abra o Outlook (New).</w:t>
+      </w:r>
+    </w:p>
+    <w:p>
+      <w:pPr>
+        <w:pStyle w:val="PargrafodaLista"/>
+        <w:numPr>
+          <w:ilvl w:val="0"/>
+          <w:numId w:val="14"/>
+        </w:numPr>
+        <w:rPr>
+          <w:rFonts w:ascii="Calibri" w:hAnsi="Calibri" w:cs="Calibri"/>
+          <w:sz w:val="24"/>
+          <w:szCs w:val="24"/>
+        </w:rPr>
+      </w:pPr>
+      <w:r>
+        <w:rPr>
+          <w:rFonts w:ascii="Calibri" w:hAnsi="Calibri" w:cs="Calibri"/>
+          <w:sz w:val="24"/>
+          <w:szCs w:val="24"/>
+        </w:rPr>
+        <w:t>Clique na engrenagem (canto superior direito).</w:t>
+      </w:r>
+    </w:p>
+    <w:p>
+      <w:pPr>
+        <w:pStyle w:val="PargrafodaLista"/>
+        <w:ind w:left="1418"/>
+        <w:rPr>
+          <w:rFonts w:ascii="Calibri" w:hAnsi="Calibri" w:cs="Calibri"/>
+          <w:sz w:val="24"/>
+          <w:szCs w:val="24"/>
+        </w:rPr>
+      </w:pPr>
+    </w:p>
+    <w:p>
+      <w:pPr>
+        <w:pStyle w:val="PargrafodaLista"/>
+        <w:numPr>
+          <w:ilvl w:val="0"/>
+          <w:numId w:val="14"/>
+        </w:numPr>
+        <w:rPr>
+          <w:rFonts w:ascii="Calibri" w:hAnsi="Calibri" w:cs="Calibri"/>
+          <w:sz w:val="24"/>
+          <w:szCs w:val="24"/>
+        </w:rPr>
+      </w:pPr>
+      <w:r>
+        <w:t>https://raw.githubusercontent.com/rafaeltec/hlb-imagens-agentes/main/imagens%20sequenciais/Clique%20na%20engrenagem%20(canto%20superior%20direito).png</w:t>
+      </w:r>
+    </w:p>
+    <w:p>
+      <w:pPr>
+        <w:pStyle w:val="PargrafodaLista"/>
+        <w:ind w:left="1418"/>
+        <w:rPr>
+          <w:rFonts w:ascii="Calibri" w:hAnsi="Calibri" w:cs="Calibri"/>
+          <w:sz w:val="24"/>
+          <w:szCs w:val="24"/>
+        </w:rPr>
+      </w:pPr>
+    </w:p>
+    <w:p>
+      <w:pPr>
+        <w:pStyle w:val="PargrafodaLista"/>
+        <w:numPr>
+          <w:ilvl w:val="0"/>
+          <w:numId w:val="14"/>
+        </w:numPr>
+        <w:rPr>
+          <w:rFonts w:ascii="Calibri" w:hAnsi="Calibri" w:cs="Calibri"/>
+          <w:sz w:val="24"/>
+          <w:szCs w:val="24"/>
+        </w:rPr>
+      </w:pPr>
+      <w:r>
+        <w:rPr>
+          <w:rFonts w:ascii="Calibri" w:hAnsi="Calibri" w:cs="Calibri"/>
+          <w:sz w:val="24"/>
+          <w:szCs w:val="24"/>
+        </w:rPr>
+        <w:t>Clique em Gerenciar contas.</w:t>
+      </w:r>
+    </w:p>
+    <w:p>
+      <w:pPr>
+        <w:pStyle w:val="PargrafodaLista"/>
+        <w:numPr>
+          <w:ilvl w:val="1"/>
+          <w:numId w:val="14"/>
+        </w:numPr>
+      </w:pPr>
+      <w:r>
+        <w:t>https://raw.githubusercontent.com/rafaeltec/hlb-imagens-agentes/main/imagens%20sequenciais/Clique%20em%20Gerenciar%20contas.png</w:t>
+      </w:r>
+    </w:p>
+    <w:p>
+      <w:pPr>
+        <w:rPr>
+          <w:rFonts w:ascii="Calibri" w:hAnsi="Calibri" w:cs="Calibri"/>
+          <w:sz w:val="24"/>
+          <w:szCs w:val="24"/>
+        </w:rPr>
+      </w:pPr>
+    </w:p>
+    <w:p>
+      <w:pPr>
+        <w:pStyle w:val="PargrafodaLista"/>
+        <w:numPr>
+          <w:ilvl w:val="0"/>
+          <w:numId w:val="14"/>
+        </w:numPr>
+        <w:rPr>
+          <w:rFonts w:ascii="Calibri" w:hAnsi="Calibri" w:cs="Calibri"/>
+          <w:sz w:val="24"/>
+          <w:szCs w:val="24"/>
+        </w:rPr>
+      </w:pPr>
+      <w:r>
+        <w:rPr>
+          <w:rFonts w:ascii="Calibri" w:hAnsi="Calibri" w:cs="Calibri"/>
+          <w:sz w:val="24"/>
+          <w:szCs w:val="24"/>
+        </w:rPr>
+        <w:t xml:space="preserve">Selecione a conta antiga </w:t>
       </w:r>
       <w:r>
         <w:rPr>
           <w:rFonts w:ascii="Calibri" w:hAnsi="Calibri" w:cs="Calibri"/>
           <w:b/>
           <w:bCs/>
-          <w:color w:val="4472C4" w:themeColor="accent1"/>
-          <w:sz w:val="28"/>
-          <w:szCs w:val="28"/>
-        </w:rPr>
-        <w:t>Outlook para Windows</w:t>
-      </w:r>
-      <w:bookmarkEnd w:id="0"/>
-    </w:p>
-    <w:p/>
-    <w:p>
-      <w:pPr>
-        <w:pStyle w:val="PargrafodaLista"/>
-        <w:numPr>
-          <w:ilvl w:val="0"/>
-          <w:numId w:val="7"/>
-        </w:numPr>
-        <w:rPr>
-          <w:rFonts w:ascii="Calibri" w:hAnsi="Calibri" w:cs="Calibri"/>
-          <w:sz w:val="24"/>
-          <w:szCs w:val="24"/>
-        </w:rPr>
-      </w:pPr>
-      <w:r>
-        <w:rPr>
-          <w:rFonts w:ascii="Calibri" w:hAnsi="Calibri" w:cs="Calibri"/>
-          <w:sz w:val="24"/>
-          <w:szCs w:val="24"/>
-        </w:rPr>
-        <w:t>Abra o Outlook (New).</w:t>
-      </w:r>
-    </w:p>
-    <w:p>
-      <w:pPr>
-        <w:pStyle w:val="PargrafodaLista"/>
-        <w:numPr>
-          <w:ilvl w:val="0"/>
-          <w:numId w:val="7"/>
-        </w:numPr>
-        <w:rPr>
-          <w:rFonts w:ascii="Calibri" w:hAnsi="Calibri" w:cs="Calibri"/>
-          <w:sz w:val="24"/>
-          <w:szCs w:val="24"/>
-        </w:rPr>
-      </w:pPr>
-      <w:r>
-        <w:rPr>
-          <w:rFonts w:ascii="Calibri" w:hAnsi="Calibri" w:cs="Calibri"/>
-          <w:sz w:val="24"/>
-          <w:szCs w:val="24"/>
-        </w:rPr>
-        <w:t>Clique na engrenagem (canto superior direito).</w:t>
-      </w:r>
-    </w:p>
-    <w:p>
-      <w:pPr>
-        <w:pStyle w:val="PargrafodaLista"/>
-        <w:ind w:left="1418"/>
-        <w:rPr>
-          <w:rFonts w:ascii="Calibri" w:hAnsi="Calibri" w:cs="Calibri"/>
-          <w:sz w:val="24"/>
-          <w:szCs w:val="24"/>
-        </w:rPr>
-      </w:pPr>
-    </w:p>
-    <w:p>
-      <w:pPr>
-        <w:rPr>
-          <w:rFonts w:ascii="Calibri" w:hAnsi="Calibri" w:cs="Calibri"/>
-          <w:sz w:val="24"/>
-          <w:szCs w:val="24"/>
-        </w:rPr>
-      </w:pPr>
-      <w:r>
-        <w:t>https://raw.githubusercontent.com/rafaeltec/hlb-imagens-agentes/main/imagens%20sequenciais/Clique%20na%20engrenagem%20(canto%20superior%20direito).png</w:t>
-      </w:r>
-    </w:p>
-    <w:p>
-      <w:pPr>
-        <w:pStyle w:val="PargrafodaLista"/>
-        <w:ind w:left="1418"/>
-        <w:rPr>
-          <w:rFonts w:ascii="Calibri" w:hAnsi="Calibri" w:cs="Calibri"/>
-          <w:sz w:val="24"/>
-          <w:szCs w:val="24"/>
-        </w:rPr>
-      </w:pPr>
-    </w:p>
-    <w:p>
-      <w:pPr>
-        <w:pStyle w:val="PargrafodaLista"/>
-        <w:numPr>
-          <w:ilvl w:val="0"/>
-          <w:numId w:val="7"/>
-        </w:numPr>
-        <w:rPr>
-          <w:rFonts w:ascii="Calibri" w:hAnsi="Calibri" w:cs="Calibri"/>
-          <w:sz w:val="24"/>
-          <w:szCs w:val="24"/>
-        </w:rPr>
-      </w:pPr>
-      <w:r>
-        <w:rPr>
-          <w:rFonts w:ascii="Calibri" w:hAnsi="Calibri" w:cs="Calibri"/>
-          <w:sz w:val="24"/>
-          <w:szCs w:val="24"/>
-        </w:rPr>
-        <w:t>Clique em Gerenciar contas.</w:t>
-      </w:r>
-    </w:p>
-    <w:p>
-      <w:pPr>
-        <w:pStyle w:val="PargrafodaLista"/>
-      </w:pPr>
-      <w:r>
-        <w:t>https://raw.githubusercontent.com/rafaeltec/hlb-imagens-agentes/main/imagens%20sequenciais/Clique%20em%20Gerenciar%20contas.png</w:t>
-      </w:r>
-    </w:p>
-    <w:p>
-      <w:pPr>
-        <w:rPr>
-          <w:rFonts w:ascii="Calibri" w:hAnsi="Calibri" w:cs="Calibri"/>
-          <w:sz w:val="24"/>
-          <w:szCs w:val="24"/>
-        </w:rPr>
-      </w:pPr>
-    </w:p>
-    <w:p>
-      <w:pPr>
-        <w:pStyle w:val="PargrafodaLista"/>
-        <w:numPr>
-          <w:ilvl w:val="0"/>
-          <w:numId w:val="7"/>
-        </w:numPr>
-        <w:rPr>
-          <w:rFonts w:ascii="Calibri" w:hAnsi="Calibri" w:cs="Calibri"/>
-          <w:sz w:val="24"/>
-          <w:szCs w:val="24"/>
-        </w:rPr>
-      </w:pPr>
-      <w:r>
-        <w:rPr>
-          <w:rFonts w:ascii="Calibri" w:hAnsi="Calibri" w:cs="Calibri"/>
-          <w:sz w:val="24"/>
-          <w:szCs w:val="24"/>
-        </w:rPr>
-        <w:t xml:space="preserve">Selecione a conta antiga </w:t>
-      </w:r>
-      <w:r>
-        <w:rPr>
-          <w:rFonts w:ascii="Calibri" w:hAnsi="Calibri" w:cs="Calibri"/>
+          <w:sz w:val="24"/>
+          <w:szCs w:val="24"/>
+        </w:rPr>
+        <w:t>(@hlb.com.br)</w:t>
+      </w:r>
+      <w:r>
+        <w:rPr>
+          <w:rFonts w:ascii="Calibri" w:hAnsi="Calibri" w:cs="Calibri"/>
+          <w:sz w:val="24"/>
+          <w:szCs w:val="24"/>
+        </w:rPr>
+        <w:t xml:space="preserve"> </w:t>
+      </w:r>
+      <w:r>
+        <w:rPr>
+          <w:rFonts w:ascii="Calibri" w:hAnsi="Calibri" w:cs="Calibri"/>
+          <w:sz w:val="24"/>
+          <w:szCs w:val="24"/>
+        </w:rPr>
+        <w:t xml:space="preserve">depois </w:t>
+      </w:r>
+      <w:r>
+        <w:rPr>
+          <w:rFonts w:ascii="Calibri" w:hAnsi="Calibri" w:cs="Calibri"/>
+          <w:sz w:val="24"/>
+          <w:szCs w:val="24"/>
+        </w:rPr>
+        <w:t>remover</w:t>
+      </w:r>
+      <w:r>
+        <w:rPr>
+          <w:rFonts w:ascii="Calibri" w:hAnsi="Calibri" w:cs="Calibri"/>
+          <w:sz w:val="24"/>
+          <w:szCs w:val="24"/>
+        </w:rPr>
+        <w:t xml:space="preserve"> </w:t>
+      </w:r>
+      <w:r>
+        <w:rPr>
+          <w:rFonts w:ascii="Calibri" w:hAnsi="Calibri" w:cs="Calibri"/>
+          <w:sz w:val="24"/>
+          <w:szCs w:val="24"/>
+        </w:rPr>
+        <w:br/>
+      </w:r>
+      <w:r>
+        <w:rPr>
+          <w:rFonts w:ascii="Calibri" w:hAnsi="Calibri" w:cs="Calibri"/>
+          <w:sz w:val="24"/>
+          <w:szCs w:val="24"/>
+        </w:rPr>
+        <w:br/>
+      </w:r>
+      <w:r>
+        <w:rPr>
+          <w:rFonts w:ascii="Calibri" w:hAnsi="Calibri" w:cs="Calibri"/>
+          <w:sz w:val="24"/>
+          <w:szCs w:val="24"/>
+        </w:rPr>
+        <w:br/>
+      </w:r>
+      <w:r>
+        <w:t>https://raw.githubusercontent.com/rafaeltec/hlb-imagens-agentes/main/imagens%20sequenciais/Selecione%20a%20conta%20antiga%20(@hlb.com.br)%20depois%20remover.png</w:t>
+      </w:r>
+    </w:p>
+    <w:p>
+      <w:pPr>
+        <w:pStyle w:val="PargrafodaLista"/>
+        <w:rPr>
+          <w:rFonts w:ascii="Calibri" w:hAnsi="Calibri" w:cs="Calibri"/>
+          <w:sz w:val="24"/>
+          <w:szCs w:val="24"/>
+        </w:rPr>
+      </w:pPr>
+    </w:p>
+    <w:p>
+      <w:pPr>
+        <w:pStyle w:val="PargrafodaLista"/>
+        <w:ind w:left="1134"/>
+        <w:rPr>
+          <w:rFonts w:ascii="Calibri" w:hAnsi="Calibri" w:cs="Calibri"/>
+          <w:sz w:val="24"/>
+          <w:szCs w:val="24"/>
+        </w:rPr>
+      </w:pPr>
+    </w:p>
+    <w:p>
+      <w:pPr>
+        <w:pStyle w:val="PargrafodaLista"/>
+        <w:ind w:left="1134"/>
+        <w:rPr>
+          <w:rFonts w:ascii="Calibri" w:hAnsi="Calibri" w:cs="Calibri"/>
+          <w:sz w:val="24"/>
+          <w:szCs w:val="24"/>
+        </w:rPr>
+      </w:pPr>
+    </w:p>
+    <w:p>
+      <w:pPr>
+        <w:pStyle w:val="PargrafodaLista"/>
+        <w:ind w:left="1134"/>
+        <w:rPr>
+          <w:rFonts w:ascii="Calibri" w:hAnsi="Calibri" w:cs="Calibri"/>
+          <w:sz w:val="24"/>
+          <w:szCs w:val="24"/>
+        </w:rPr>
+      </w:pPr>
+    </w:p>
+    <w:p>
+      <w:pPr>
+        <w:pStyle w:val="PargrafodaLista"/>
+        <w:numPr>
+          <w:ilvl w:val="0"/>
+          <w:numId w:val="14"/>
+        </w:numPr>
+        <w:rPr>
+          <w:rFonts w:ascii="Calibri" w:hAnsi="Calibri" w:cs="Calibri"/>
+          <w:sz w:val="24"/>
+          <w:szCs w:val="24"/>
+        </w:rPr>
+      </w:pPr>
+      <w:r>
+        <w:rPr>
+          <w:rFonts w:ascii="Calibri" w:hAnsi="Calibri" w:cs="Calibri"/>
+          <w:sz w:val="24"/>
+          <w:szCs w:val="24"/>
+        </w:rPr>
+        <w:t>Remover</w:t>
+      </w:r>
+    </w:p>
+    <w:p>
+      <w:pPr>
+        <w:pStyle w:val="PargrafodaLista"/>
+        <w:numPr>
+          <w:ilvl w:val="1"/>
+          <w:numId w:val="14"/>
+        </w:numPr>
+        <w:rPr>
+          <w:rFonts w:ascii="Calibri" w:hAnsi="Calibri" w:cs="Calibri"/>
+          <w:sz w:val="24"/>
+          <w:szCs w:val="24"/>
+        </w:rPr>
+      </w:pPr>
+      <w:r>
+        <w:t>https://raw.githubusercontent.com/rafaeltec/hlb-imagens-agentes/main/imagens%20sequenciais/Remover.png</w:t>
+      </w:r>
+    </w:p>
+    <w:p>
+      <w:pPr>
+        <w:pStyle w:val="PargrafodaLista"/>
+        <w:ind w:left="1134"/>
+        <w:rPr>
+          <w:rFonts w:ascii="Calibri" w:hAnsi="Calibri" w:cs="Calibri"/>
+          <w:sz w:val="24"/>
+          <w:szCs w:val="24"/>
+        </w:rPr>
+      </w:pPr>
+    </w:p>
+    <w:p>
+      <w:pPr>
+        <w:pStyle w:val="PargrafodaLista"/>
+        <w:numPr>
+          <w:ilvl w:val="1"/>
+          <w:numId w:val="14"/>
+        </w:numPr>
+        <w:rPr>
+          <w:rFonts w:ascii="Calibri" w:hAnsi="Calibri" w:cs="Calibri"/>
+          <w:sz w:val="24"/>
+          <w:szCs w:val="24"/>
+        </w:rPr>
+      </w:pPr>
+      <w:r>
+        <w:rPr>
+          <w:rFonts w:ascii="Calibri" w:hAnsi="Calibri" w:cs="Calibri"/>
+          <w:sz w:val="24"/>
+          <w:szCs w:val="24"/>
+        </w:rPr>
+        <w:t xml:space="preserve">Você será redirecionado a tela de login, novamente, sendo assim; </w:t>
+      </w:r>
+    </w:p>
+    <w:p>
+      <w:pPr>
+        <w:pStyle w:val="PargrafodaLista"/>
+        <w:numPr>
+          <w:ilvl w:val="1"/>
+          <w:numId w:val="14"/>
+        </w:numPr>
+        <w:rPr>
+          <w:rFonts w:ascii="Calibri" w:hAnsi="Calibri" w:cs="Calibri"/>
+        </w:rPr>
+      </w:pPr>
+      <w:r>
+        <w:rPr>
+          <w:rFonts w:ascii="Calibri" w:hAnsi="Calibri" w:cs="Calibri"/>
+          <w:sz w:val="24"/>
+          <w:szCs w:val="24"/>
+        </w:rPr>
+        <w:t>Insira o seu novo e-mail: @locatelligroup.com.br</w:t>
+      </w:r>
+    </w:p>
+    <w:p>
+      <w:pPr>
+        <w:pStyle w:val="PargrafodaLista"/>
+        <w:numPr>
+          <w:ilvl w:val="1"/>
+          <w:numId w:val="14"/>
+        </w:numPr>
+        <w:rPr>
+          <w:rFonts w:ascii="Calibri" w:hAnsi="Calibri" w:cs="Calibri"/>
+          <w:sz w:val="24"/>
+          <w:szCs w:val="24"/>
+        </w:rPr>
+      </w:pPr>
+      <w:r>
+        <w:rPr>
+          <w:rFonts w:ascii="Calibri" w:hAnsi="Calibri" w:cs="Calibri"/>
+          <w:sz w:val="24"/>
+          <w:szCs w:val="24"/>
+        </w:rPr>
+        <w:br/>
+      </w:r>
+      <w:r>
+        <w:rPr>
+          <w:rFonts w:ascii="Calibri" w:hAnsi="Calibri" w:cs="Calibri"/>
+          <w:sz w:val="24"/>
+          <w:szCs w:val="24"/>
+        </w:rPr>
+        <w:br/>
+      </w:r>
+      <w:r>
+        <w:t>https://raw.githubusercontent.com/rafaeltec/hlb-imagens-agentes/main/imagens%20sequenciais/Insira%20o%20seu%20novo%20e-mail%20@locatelligroup.png</w:t>
+      </w:r>
+      <w:r>
+        <w:rPr>
+          <w:rFonts w:ascii="Calibri" w:hAnsi="Calibri" w:cs="Calibri"/>
+          <w:sz w:val="24"/>
+          <w:szCs w:val="24"/>
+        </w:rPr>
+        <w:br/>
+      </w:r>
+      <w:r>
+        <w:rPr>
+          <w:rFonts w:ascii="Calibri" w:hAnsi="Calibri" w:cs="Calibri"/>
+          <w:sz w:val="24"/>
+          <w:szCs w:val="24"/>
+        </w:rPr>
+        <w:br/>
+      </w:r>
+      <w:r>
+        <w:rPr>
+          <w:rFonts w:ascii="Calibri" w:hAnsi="Calibri" w:cs="Calibri"/>
+          <w:sz w:val="24"/>
+          <w:szCs w:val="24"/>
+        </w:rPr>
+        <w:br/>
+      </w:r>
+      <w:r>
+        <w:rPr>
+          <w:rFonts w:ascii="Calibri" w:hAnsi="Calibri" w:cs="Calibri"/>
+          <w:sz w:val="24"/>
+          <w:szCs w:val="24"/>
+        </w:rPr>
+        <w:br/>
+      </w:r>
+      <w:r>
+        <w:rPr>
+          <w:rFonts w:ascii="Calibri" w:hAnsi="Calibri" w:cs="Calibri"/>
+          <w:sz w:val="24"/>
+          <w:szCs w:val="24"/>
+        </w:rPr>
+        <w:br/>
+      </w:r>
+      <w:r>
+        <w:rPr>
+          <w:rFonts w:ascii="Calibri" w:hAnsi="Calibri" w:cs="Calibri"/>
+          <w:sz w:val="24"/>
+          <w:szCs w:val="24"/>
+        </w:rPr>
+        <w:lastRenderedPageBreak/>
+        <w:br/>
+      </w:r>
+    </w:p>
+    <w:p>
+      <w:pPr>
+        <w:pStyle w:val="PargrafodaLista"/>
+        <w:numPr>
+          <w:ilvl w:val="0"/>
+          <w:numId w:val="14"/>
+        </w:numPr>
+        <w:rPr>
+          <w:rFonts w:ascii="Calibri" w:hAnsi="Calibri" w:cs="Calibri"/>
+          <w:sz w:val="24"/>
+          <w:szCs w:val="24"/>
+        </w:rPr>
+      </w:pPr>
+      <w:r>
+        <w:rPr>
+          <w:rFonts w:ascii="Calibri" w:hAnsi="Calibri" w:cs="Calibri"/>
+          <w:sz w:val="24"/>
+          <w:szCs w:val="24"/>
+        </w:rPr>
+        <w:t>Confirme e conclua a autenticação</w:t>
+      </w:r>
+      <w:r>
+        <w:rPr>
+          <w:rFonts w:ascii="Calibri" w:hAnsi="Calibri" w:cs="Calibri"/>
+          <w:sz w:val="24"/>
+          <w:szCs w:val="24"/>
+        </w:rPr>
+        <w:t>,</w:t>
+      </w:r>
+    </w:p>
+    <w:p>
+      <w:pPr>
+        <w:pStyle w:val="PargrafodaLista"/>
+        <w:numPr>
+          <w:ilvl w:val="0"/>
+          <w:numId w:val="14"/>
+        </w:numPr>
+        <w:rPr>
+          <w:rFonts w:ascii="Calibri" w:hAnsi="Calibri" w:cs="Calibri"/>
+          <w:sz w:val="24"/>
+          <w:szCs w:val="24"/>
+        </w:rPr>
+      </w:pPr>
+      <w:r>
+        <w:rPr>
+          <w:rFonts w:ascii="Calibri" w:hAnsi="Calibri" w:cs="Calibri"/>
+          <w:sz w:val="24"/>
+          <w:szCs w:val="24"/>
+        </w:rPr>
+        <w:t>Após realizar o login, verifique na barra lateral esquerda se o seu novo e-mail (@locatelligroup.com.br) está exibido corretamente.</w:t>
+      </w:r>
+    </w:p>
+    <w:p>
+      <w:pPr>
+        <w:pStyle w:val="PargrafodaLista"/>
+        <w:numPr>
+          <w:ilvl w:val="0"/>
+          <w:numId w:val="14"/>
+        </w:numPr>
+        <w:rPr>
+          <w:rFonts w:ascii="Calibri" w:hAnsi="Calibri" w:cs="Calibri"/>
+          <w:sz w:val="24"/>
+          <w:szCs w:val="24"/>
+        </w:rPr>
+      </w:pPr>
+      <w:r>
+        <w:t>https://raw.githubusercontent.com/rafaeltec/hlb-imagens-agentes/main/imagens%20sequenciais/verifique%20na%20barra%20lateral%20esquerda%20se%20o%20seu%20novo%20e-mail.png</w:t>
+      </w:r>
+    </w:p>
+    <w:p>
+      <w:pPr>
+        <w:pStyle w:val="Ttulo3"/>
+        <w:ind w:left="720"/>
+        <w:rPr>
+          <w:rFonts w:ascii="Calibri" w:eastAsiaTheme="minorEastAsia" w:hAnsi="Calibri" w:cs="Calibri"/>
+          <w:color w:val="auto"/>
+        </w:rPr>
+      </w:pPr>
+      <w:bookmarkStart w:id="1" w:name="_Toc223530472"/>
+    </w:p>
+    <w:p>
+      <w:pPr>
+        <w:pStyle w:val="Ttulo3"/>
+        <w:numPr>
+          <w:ilvl w:val="0"/>
+          <w:numId w:val="14"/>
+        </w:numPr>
+        <w:rPr>
+          <w:rFonts w:ascii="Calibri" w:eastAsiaTheme="minorEastAsia" w:hAnsi="Calibri" w:cs="Calibri"/>
           <w:b/>
           <w:bCs/>
-          <w:sz w:val="24"/>
-          <w:szCs w:val="24"/>
-        </w:rPr>
-        <w:t>(@hlb.com.br)</w:t>
-      </w:r>
-      <w:r>
-        <w:rPr>
-          <w:rFonts w:ascii="Calibri" w:hAnsi="Calibri" w:cs="Calibri"/>
-          <w:sz w:val="24"/>
-          <w:szCs w:val="24"/>
-        </w:rPr>
-        <w:t xml:space="preserve"> </w:t>
-      </w:r>
-      <w:r>
-        <w:rPr>
-          <w:rFonts w:ascii="Calibri" w:hAnsi="Calibri" w:cs="Calibri"/>
-          <w:sz w:val="24"/>
-          <w:szCs w:val="24"/>
-        </w:rPr>
-        <w:t xml:space="preserve">depois </w:t>
-      </w:r>
-      <w:r>
-        <w:rPr>
-          <w:rFonts w:ascii="Calibri" w:hAnsi="Calibri" w:cs="Calibri"/>
-          <w:sz w:val="24"/>
-          <w:szCs w:val="24"/>
-        </w:rPr>
-        <w:t>remover</w:t>
-      </w:r>
-      <w:r>
-        <w:rPr>
-          <w:rFonts w:ascii="Calibri" w:hAnsi="Calibri" w:cs="Calibri"/>
-          <w:sz w:val="24"/>
-          <w:szCs w:val="24"/>
-        </w:rPr>
-        <w:t xml:space="preserve"> </w:t>
-      </w:r>
-      <w:r>
-        <w:rPr>
-          <w:rFonts w:ascii="Calibri" w:hAnsi="Calibri" w:cs="Calibri"/>
-          <w:sz w:val="24"/>
-          <w:szCs w:val="24"/>
-        </w:rPr>
-        <w:br/>
-      </w:r>
-      <w:r>
-        <w:rPr>
-          <w:rFonts w:ascii="Calibri" w:hAnsi="Calibri" w:cs="Calibri"/>
-          <w:sz w:val="24"/>
-          <w:szCs w:val="24"/>
-        </w:rPr>
-        <w:br/>
-      </w:r>
-      <w:r>
-        <w:rPr>
-          <w:rFonts w:ascii="Calibri" w:hAnsi="Calibri" w:cs="Calibri"/>
-          <w:sz w:val="24"/>
-          <w:szCs w:val="24"/>
-        </w:rPr>
-        <w:br/>
-      </w:r>
-      <w:r>
-        <w:t>https://raw.githubusercontent.com/rafaeltec/hlb-imagens-agentes/main/imagens%20sequenciais/Selecione%20a%20conta%20antiga%20(@hlb.com.br)%20depois%20remover.png</w:t>
-      </w:r>
-    </w:p>
-    <w:p>
-      <w:pPr>
-        <w:pStyle w:val="PargrafodaLista"/>
-        <w:rPr>
-          <w:rFonts w:ascii="Calibri" w:hAnsi="Calibri" w:cs="Calibri"/>
-          <w:sz w:val="24"/>
-          <w:szCs w:val="24"/>
-        </w:rPr>
-      </w:pPr>
-    </w:p>
-    <w:p>
-      <w:pPr>
-        <w:pStyle w:val="PargrafodaLista"/>
-        <w:ind w:left="1134"/>
-        <w:rPr>
-          <w:rFonts w:ascii="Calibri" w:hAnsi="Calibri" w:cs="Calibri"/>
-          <w:sz w:val="24"/>
-          <w:szCs w:val="24"/>
-        </w:rPr>
-      </w:pPr>
-    </w:p>
-    <w:p>
-      <w:pPr>
-        <w:pStyle w:val="PargrafodaLista"/>
-        <w:ind w:left="1134"/>
-        <w:rPr>
-          <w:rFonts w:ascii="Calibri" w:hAnsi="Calibri" w:cs="Calibri"/>
-          <w:sz w:val="24"/>
-          <w:szCs w:val="24"/>
-        </w:rPr>
-      </w:pPr>
-    </w:p>
-    <w:p>
-      <w:pPr>
-        <w:pStyle w:val="PargrafodaLista"/>
-        <w:ind w:left="1134"/>
-        <w:rPr>
-          <w:rFonts w:ascii="Calibri" w:hAnsi="Calibri" w:cs="Calibri"/>
-          <w:sz w:val="24"/>
-          <w:szCs w:val="24"/>
-        </w:rPr>
-      </w:pPr>
-    </w:p>
-    <w:p>
-      <w:pPr>
-        <w:pStyle w:val="PargrafodaLista"/>
-        <w:numPr>
-          <w:ilvl w:val="0"/>
-          <w:numId w:val="7"/>
-        </w:numPr>
-        <w:rPr>
-          <w:rFonts w:ascii="Calibri" w:hAnsi="Calibri" w:cs="Calibri"/>
-          <w:sz w:val="24"/>
-          <w:szCs w:val="24"/>
-        </w:rPr>
-      </w:pPr>
-      <w:r>
-        <w:rPr>
-          <w:rFonts w:ascii="Calibri" w:hAnsi="Calibri" w:cs="Calibri"/>
-          <w:sz w:val="24"/>
-          <w:szCs w:val="24"/>
-        </w:rPr>
-        <w:t>Remover</w:t>
-      </w:r>
-    </w:p>
-    <w:p>
-      <w:pPr>
-        <w:pStyle w:val="PargrafodaLista"/>
-        <w:rPr>
-          <w:rFonts w:ascii="Calibri" w:hAnsi="Calibri" w:cs="Calibri"/>
-          <w:sz w:val="24"/>
-          <w:szCs w:val="24"/>
-        </w:rPr>
-      </w:pPr>
-      <w:r>
-        <w:t>https://raw.githubusercontent.com/rafaeltec/hlb-imagens-agentes/main/imagens%20sequenciais/Remover.png</w:t>
-      </w:r>
-    </w:p>
-    <w:p>
-      <w:pPr>
-        <w:pStyle w:val="PargrafodaLista"/>
-        <w:ind w:left="1134"/>
-        <w:rPr>
-          <w:rFonts w:ascii="Calibri" w:hAnsi="Calibri" w:cs="Calibri"/>
-          <w:sz w:val="24"/>
-          <w:szCs w:val="24"/>
-        </w:rPr>
-      </w:pPr>
-    </w:p>
-    <w:p>
-      <w:pPr>
-        <w:pStyle w:val="PargrafodaLista"/>
-        <w:numPr>
-          <w:ilvl w:val="1"/>
-          <w:numId w:val="7"/>
-        </w:numPr>
-        <w:rPr>
-          <w:rFonts w:ascii="Calibri" w:hAnsi="Calibri" w:cs="Calibri"/>
-          <w:sz w:val="24"/>
-          <w:szCs w:val="24"/>
-        </w:rPr>
-      </w:pPr>
-      <w:r>
-        <w:rPr>
-          <w:rFonts w:ascii="Calibri" w:hAnsi="Calibri" w:cs="Calibri"/>
-          <w:sz w:val="24"/>
-          <w:szCs w:val="24"/>
-        </w:rPr>
-        <w:t xml:space="preserve">Você será redirecionado a tela de login, novamente, sendo assim; </w:t>
-      </w:r>
-    </w:p>
-    <w:p>
-      <w:pPr>
-        <w:pStyle w:val="PargrafodaLista"/>
-        <w:numPr>
-          <w:ilvl w:val="1"/>
-          <w:numId w:val="7"/>
-        </w:numPr>
-        <w:rPr>
-          <w:rFonts w:ascii="Calibri" w:hAnsi="Calibri" w:cs="Calibri"/>
-        </w:rPr>
-      </w:pPr>
-      <w:r>
-        <w:rPr>
-          <w:rFonts w:ascii="Calibri" w:hAnsi="Calibri" w:cs="Calibri"/>
-          <w:sz w:val="24"/>
-          <w:szCs w:val="24"/>
-        </w:rPr>
-        <w:t>Insira o seu novo e-mail: @locatelligroup.com.br</w:t>
-      </w:r>
-    </w:p>
-    <w:p>
-      <w:pPr>
-        <w:pStyle w:val="PargrafodaLista"/>
-        <w:rPr>
-          <w:rFonts w:ascii="Calibri" w:hAnsi="Calibri" w:cs="Calibri"/>
-          <w:sz w:val="24"/>
-          <w:szCs w:val="24"/>
-        </w:rPr>
-      </w:pPr>
-      <w:r>
-        <w:rPr>
-          <w:rFonts w:ascii="Calibri" w:hAnsi="Calibri" w:cs="Calibri"/>
-          <w:sz w:val="24"/>
-          <w:szCs w:val="24"/>
-        </w:rPr>
-        <w:br/>
-      </w:r>
-      <w:r>
-        <w:rPr>
-          <w:rFonts w:ascii="Calibri" w:hAnsi="Calibri" w:cs="Calibri"/>
-          <w:sz w:val="24"/>
-          <w:szCs w:val="24"/>
-        </w:rPr>
-        <w:br/>
-      </w:r>
-      <w:r>
-        <w:t>https://raw.githubusercontent.com/rafaeltec/hlb-imagens-agentes/main/imagens%20sequenciais/Insira%20o%20seu%20novo%20e-mail%20@locatelligroup.png</w:t>
-      </w:r>
-      <w:r>
-        <w:rPr>
-          <w:rFonts w:ascii="Calibri" w:hAnsi="Calibri" w:cs="Calibri"/>
-          <w:sz w:val="24"/>
-          <w:szCs w:val="24"/>
-        </w:rPr>
-        <w:br/>
-      </w:r>
-      <w:r>
-        <w:rPr>
-          <w:rFonts w:ascii="Calibri" w:hAnsi="Calibri" w:cs="Calibri"/>
-          <w:sz w:val="24"/>
-          <w:szCs w:val="24"/>
-        </w:rPr>
-        <w:br/>
-      </w:r>
-      <w:r>
-        <w:rPr>
-          <w:rFonts w:ascii="Calibri" w:hAnsi="Calibri" w:cs="Calibri"/>
-          <w:sz w:val="24"/>
-          <w:szCs w:val="24"/>
-        </w:rPr>
-        <w:br/>
-      </w:r>
-      <w:r>
-        <w:rPr>
-          <w:rFonts w:ascii="Calibri" w:hAnsi="Calibri" w:cs="Calibri"/>
-          <w:sz w:val="24"/>
-          <w:szCs w:val="24"/>
-        </w:rPr>
-        <w:br/>
-      </w:r>
-      <w:r>
-        <w:rPr>
-          <w:rFonts w:ascii="Calibri" w:hAnsi="Calibri" w:cs="Calibri"/>
-          <w:sz w:val="24"/>
-          <w:szCs w:val="24"/>
-        </w:rPr>
-        <w:br/>
-      </w:r>
-      <w:r>
-        <w:rPr>
-          <w:rFonts w:ascii="Calibri" w:hAnsi="Calibri" w:cs="Calibri"/>
-          <w:sz w:val="24"/>
-          <w:szCs w:val="24"/>
-        </w:rPr>
-        <w:lastRenderedPageBreak/>
-        <w:br/>
-      </w:r>
-    </w:p>
-    <w:p>
-      <w:pPr>
-        <w:pStyle w:val="PargrafodaLista"/>
-        <w:numPr>
-          <w:ilvl w:val="0"/>
-          <w:numId w:val="7"/>
-        </w:numPr>
-        <w:rPr>
-          <w:rFonts w:ascii="Calibri" w:hAnsi="Calibri" w:cs="Calibri"/>
-          <w:sz w:val="24"/>
-          <w:szCs w:val="24"/>
-        </w:rPr>
-      </w:pPr>
-      <w:r>
-        <w:rPr>
-          <w:rFonts w:ascii="Calibri" w:hAnsi="Calibri" w:cs="Calibri"/>
-          <w:sz w:val="24"/>
-          <w:szCs w:val="24"/>
-        </w:rPr>
-        <w:t>Confirme e conclua a autenticação</w:t>
-      </w:r>
-      <w:r>
-        <w:rPr>
-          <w:rFonts w:ascii="Calibri" w:hAnsi="Calibri" w:cs="Calibri"/>
-          <w:sz w:val="24"/>
-          <w:szCs w:val="24"/>
-        </w:rPr>
-        <w:t>,</w:t>
-      </w:r>
-    </w:p>
-    <w:p>
-      <w:pPr>
-        <w:pStyle w:val="PargrafodaLista"/>
-        <w:numPr>
-          <w:ilvl w:val="0"/>
-          <w:numId w:val="7"/>
-        </w:numPr>
-        <w:rPr>
-          <w:rFonts w:ascii="Calibri" w:hAnsi="Calibri" w:cs="Calibri"/>
-          <w:sz w:val="24"/>
-          <w:szCs w:val="24"/>
-        </w:rPr>
-      </w:pPr>
-      <w:r>
-        <w:rPr>
-          <w:rFonts w:ascii="Calibri" w:hAnsi="Calibri" w:cs="Calibri"/>
-          <w:sz w:val="24"/>
-          <w:szCs w:val="24"/>
-        </w:rPr>
-        <w:t>Após realizar o login, verifique na barra lateral esquerda se o seu novo e-mail (@locatelligroup.com.br) está exibido corretamente.</w:t>
-      </w:r>
-    </w:p>
-    <w:p>
-      <w:pPr>
-        <w:rPr>
-          <w:rFonts w:ascii="Calibri" w:hAnsi="Calibri" w:cs="Calibri"/>
-          <w:sz w:val="24"/>
-          <w:szCs w:val="24"/>
-        </w:rPr>
-      </w:pPr>
-      <w:r>
-        <w:t>https://raw.githubusercontent.com/rafaeltec/hlb-imagens-agentes/main/imagens%20sequenciais/verifique%20na%20barra%20lateral%20esquerda%20se%20o%20seu%20novo%20e-mail.png</w:t>
-      </w:r>
-    </w:p>
-    <w:p>
-      <w:pPr>
-        <w:rPr>
-          <w:rFonts w:ascii="Calibri" w:hAnsi="Calibri" w:cs="Calibri"/>
+          <w:color w:val="auto"/>
+        </w:rPr>
+      </w:pPr>
+      <w:r>
+        <w:rPr>
+          <w:rFonts w:ascii="Calibri" w:eastAsiaTheme="minorEastAsia" w:hAnsi="Calibri" w:cs="Calibri"/>
           <w:b/>
           <w:bCs/>
-          <w:sz w:val="24"/>
-          <w:szCs w:val="24"/>
-        </w:rPr>
-      </w:pPr>
+          <w:color w:val="auto"/>
+        </w:rPr>
+        <w:t>Migração e instalação Outlook Classic (Versão instalada tradicional) para Windows</w:t>
+      </w:r>
     </w:p>
     <w:p/>
-    <w:p>
-      <w:pPr>
-        <w:pStyle w:val="Ttulo2"/>
-        <w:numPr>
-          <w:ilvl w:val="0"/>
-          <w:numId w:val="8"/>
-        </w:numPr>
+    <w:bookmarkEnd w:id="1"/>
+    <w:p>
+      <w:pPr>
+        <w:pStyle w:val="PargrafodaLista"/>
+        <w:numPr>
+          <w:ilvl w:val="1"/>
+          <w:numId w:val="14"/>
+        </w:numPr>
+        <w:spacing w:before="100" w:beforeAutospacing="1" w:after="100" w:afterAutospacing="1" w:line="240" w:lineRule="auto"/>
+        <w:rPr>
+          <w:rFonts w:ascii="Calibri" w:hAnsi="Calibri" w:cs="Calibri"/>
+          <w:sz w:val="24"/>
+          <w:szCs w:val="24"/>
+        </w:rPr>
+      </w:pPr>
+      <w:r>
+        <w:rPr>
+          <w:rFonts w:ascii="Calibri" w:hAnsi="Calibri" w:cs="Calibri"/>
+          <w:sz w:val="24"/>
+          <w:szCs w:val="24"/>
+        </w:rPr>
+        <w:t>Caso o Outlook esteja aberto, feche o aplicativo antes de iniciar o procedimento.</w:t>
+      </w:r>
+    </w:p>
+    <w:p>
+      <w:pPr>
+        <w:pStyle w:val="PargrafodaLista"/>
+        <w:spacing w:before="100" w:beforeAutospacing="1" w:after="100" w:afterAutospacing="1" w:line="240" w:lineRule="auto"/>
+        <w:ind w:left="1440"/>
+        <w:rPr>
+          <w:rFonts w:ascii="Calibri" w:hAnsi="Calibri" w:cs="Calibri"/>
+          <w:sz w:val="24"/>
+          <w:szCs w:val="24"/>
+        </w:rPr>
+      </w:pPr>
+    </w:p>
+    <w:p>
+      <w:pPr>
+        <w:pStyle w:val="PargrafodaLista"/>
+        <w:numPr>
+          <w:ilvl w:val="0"/>
+          <w:numId w:val="14"/>
+        </w:numPr>
+        <w:spacing w:before="100" w:beforeAutospacing="1" w:after="100" w:afterAutospacing="1" w:line="240" w:lineRule="auto"/>
+        <w:rPr>
+          <w:rFonts w:ascii="Calibri" w:hAnsi="Calibri" w:cs="Calibri"/>
+          <w:sz w:val="24"/>
+          <w:szCs w:val="24"/>
+        </w:rPr>
+      </w:pPr>
+      <w:r>
+        <w:rPr>
+          <w:rFonts w:ascii="Calibri" w:hAnsi="Calibri" w:cs="Calibri"/>
+          <w:sz w:val="24"/>
+          <w:szCs w:val="24"/>
+        </w:rPr>
+        <w:t>Acesse o Painel de Controle do Windows.</w:t>
+      </w:r>
+    </w:p>
+    <w:p>
+      <w:pPr>
+        <w:pStyle w:val="PargrafodaLista"/>
+        <w:numPr>
+          <w:ilvl w:val="0"/>
+          <w:numId w:val="14"/>
+        </w:numPr>
+        <w:spacing w:before="100" w:beforeAutospacing="1" w:after="100" w:afterAutospacing="1" w:line="240" w:lineRule="auto"/>
+        <w:rPr>
+          <w:rFonts w:ascii="Calibri" w:hAnsi="Calibri" w:cs="Calibri"/>
+          <w:sz w:val="24"/>
+          <w:szCs w:val="24"/>
+        </w:rPr>
+      </w:pPr>
+      <w:r>
+        <w:t>https://raw.githubusercontent.com/rafaeltec/hlb-imagens-agentes/main/imagens%20sequenciais/Acesse%20o%20Painel%20de%20Controle%20do%20Windows.png</w:t>
+      </w:r>
+    </w:p>
+    <w:p>
+      <w:pPr>
+        <w:spacing w:before="100" w:beforeAutospacing="1" w:after="100" w:afterAutospacing="1" w:line="240" w:lineRule="auto"/>
+        <w:rPr>
+          <w:rFonts w:ascii="Calibri" w:hAnsi="Calibri" w:cs="Calibri"/>
+          <w:sz w:val="24"/>
+          <w:szCs w:val="24"/>
+        </w:rPr>
+      </w:pPr>
+    </w:p>
+    <w:p>
+      <w:pPr>
+        <w:pStyle w:val="PargrafodaLista"/>
+        <w:numPr>
+          <w:ilvl w:val="0"/>
+          <w:numId w:val="14"/>
+        </w:numPr>
+        <w:spacing w:before="100" w:beforeAutospacing="1" w:after="100" w:afterAutospacing="1" w:line="240" w:lineRule="auto"/>
+        <w:rPr>
+          <w:rFonts w:ascii="Calibri" w:hAnsi="Calibri" w:cs="Calibri"/>
+          <w:sz w:val="24"/>
+          <w:szCs w:val="24"/>
+        </w:rPr>
+      </w:pPr>
+      <w:r>
+        <w:rPr>
+          <w:rFonts w:ascii="Calibri" w:hAnsi="Calibri" w:cs="Calibri"/>
+          <w:sz w:val="24"/>
+          <w:szCs w:val="24"/>
+        </w:rPr>
+        <w:t>No Painel de Controle, clique em “Exibir por” e selecione a opção “Ícones pequenos” para que a visualização fique conforme o modelo apresentado.</w:t>
+      </w:r>
+    </w:p>
+    <w:p>
+      <w:pPr>
+        <w:pStyle w:val="PargrafodaLista"/>
+        <w:numPr>
+          <w:ilvl w:val="0"/>
+          <w:numId w:val="14"/>
+        </w:numPr>
+        <w:spacing w:before="100" w:beforeAutospacing="1" w:after="100" w:afterAutospacing="1" w:line="240" w:lineRule="auto"/>
+        <w:rPr>
+          <w:rFonts w:ascii="Calibri" w:hAnsi="Calibri" w:cs="Calibri"/>
+          <w:sz w:val="24"/>
+          <w:szCs w:val="24"/>
+        </w:rPr>
+      </w:pPr>
+      <w:r>
+        <w:rPr>
+          <w:rFonts w:ascii="Calibri" w:hAnsi="Calibri" w:cs="Calibri"/>
+          <w:sz w:val="24"/>
+          <w:szCs w:val="24"/>
+        </w:rPr>
+        <w:t>Clique em Mail – Microsoft Outlook.</w:t>
+      </w:r>
+    </w:p>
+    <w:p>
+      <w:pPr>
+        <w:pStyle w:val="PargrafodaLista"/>
+        <w:numPr>
+          <w:ilvl w:val="0"/>
+          <w:numId w:val="14"/>
+        </w:numPr>
+        <w:spacing w:before="100" w:beforeAutospacing="1" w:after="100" w:afterAutospacing="1" w:line="240" w:lineRule="auto"/>
+        <w:rPr>
+          <w:rFonts w:ascii="Calibri" w:hAnsi="Calibri" w:cs="Calibri"/>
+          <w:sz w:val="24"/>
+          <w:szCs w:val="24"/>
+        </w:rPr>
+      </w:pPr>
+      <w:r>
+        <w:t>https://raw.githubusercontent.com/rafaeltec/hlb-imagens-agentes/main/imagens%20sequenciais/Clique%20em%20Mail%20%E2%80%93%20Microsoft%20Outlook.png</w:t>
+      </w:r>
+    </w:p>
+    <w:p>
+      <w:pPr>
+        <w:pStyle w:val="PargrafodaLista"/>
+        <w:numPr>
+          <w:ilvl w:val="0"/>
+          <w:numId w:val="14"/>
+        </w:numPr>
+        <w:spacing w:before="100" w:beforeAutospacing="1" w:after="100" w:afterAutospacing="1" w:line="240" w:lineRule="auto"/>
+        <w:rPr>
+          <w:rFonts w:ascii="Calibri" w:hAnsi="Calibri" w:cs="Calibri"/>
+          <w:sz w:val="24"/>
+          <w:szCs w:val="24"/>
+        </w:rPr>
+      </w:pPr>
+      <w:r>
+        <w:rPr>
+          <w:rFonts w:ascii="Calibri" w:hAnsi="Calibri" w:cs="Calibri"/>
+          <w:sz w:val="24"/>
+          <w:szCs w:val="24"/>
+        </w:rPr>
+        <w:t>Clique em Mostrar Perfis.</w:t>
+      </w:r>
+      <w:r>
+        <w:rPr>
+          <w:rFonts w:ascii="Calibri" w:hAnsi="Calibri" w:cs="Calibri"/>
+          <w:sz w:val="24"/>
+          <w:szCs w:val="24"/>
+        </w:rPr>
+        <w:br/>
+      </w:r>
+    </w:p>
+    <w:p>
+      <w:pPr>
+        <w:pStyle w:val="PargrafodaLista"/>
+        <w:numPr>
+          <w:ilvl w:val="0"/>
+          <w:numId w:val="14"/>
+        </w:numPr>
+        <w:spacing w:before="100" w:beforeAutospacing="1" w:after="100" w:afterAutospacing="1" w:line="240" w:lineRule="auto"/>
+        <w:rPr>
+          <w:rFonts w:ascii="Calibri" w:hAnsi="Calibri" w:cs="Calibri"/>
+          <w:sz w:val="24"/>
+          <w:szCs w:val="24"/>
+        </w:rPr>
+      </w:pPr>
+      <w:r>
+        <w:t>https://raw.githubusercontent.com/rafaeltec/hlb-imagens-agentes/main/imagens%20sequenciais/Clique%20em%20Mostrar%20Perfis.png</w:t>
+      </w:r>
+    </w:p>
+    <w:p>
+      <w:pPr>
+        <w:pStyle w:val="PargrafodaLista"/>
+        <w:spacing w:before="100" w:beforeAutospacing="1" w:after="100" w:afterAutospacing="1" w:line="240" w:lineRule="auto"/>
+        <w:ind w:left="2160"/>
+        <w:rPr>
+          <w:rFonts w:ascii="Calibri" w:hAnsi="Calibri" w:cs="Calibri"/>
+          <w:sz w:val="24"/>
+          <w:szCs w:val="24"/>
+        </w:rPr>
+      </w:pPr>
+    </w:p>
+    <w:p>
+      <w:pPr>
+        <w:pStyle w:val="PargrafodaLista"/>
+        <w:numPr>
+          <w:ilvl w:val="0"/>
+          <w:numId w:val="14"/>
+        </w:numPr>
+        <w:spacing w:before="100" w:beforeAutospacing="1" w:after="100" w:afterAutospacing="1" w:line="240" w:lineRule="auto"/>
+        <w:rPr>
+          <w:rFonts w:ascii="Calibri" w:hAnsi="Calibri" w:cs="Calibri"/>
+          <w:sz w:val="24"/>
+          <w:szCs w:val="24"/>
+        </w:rPr>
+      </w:pPr>
+      <w:r>
+        <w:rPr>
+          <w:rFonts w:ascii="Calibri" w:hAnsi="Calibri" w:cs="Calibri"/>
+          <w:sz w:val="24"/>
+          <w:szCs w:val="24"/>
+        </w:rPr>
+        <w:t>Perfis</w:t>
+      </w:r>
+    </w:p>
+    <w:p>
+      <w:pPr>
+        <w:pStyle w:val="PargrafodaLista"/>
+        <w:numPr>
+          <w:ilvl w:val="0"/>
+          <w:numId w:val="14"/>
+        </w:numPr>
+        <w:spacing w:before="100" w:beforeAutospacing="1" w:after="100" w:afterAutospacing="1" w:line="240" w:lineRule="auto"/>
+        <w:rPr>
+          <w:rFonts w:ascii="Calibri" w:hAnsi="Calibri" w:cs="Calibri"/>
+          <w:sz w:val="24"/>
+          <w:szCs w:val="24"/>
+        </w:rPr>
+      </w:pPr>
+      <w:r>
+        <w:t>https://raw.githubusercontent.com/rafaeltec/hlb-imagens-agentes/main/imagens%20sequenciais/Perfis.png</w:t>
+      </w:r>
+    </w:p>
+    <w:p>
+      <w:pPr>
+        <w:pStyle w:val="PargrafodaLista"/>
+        <w:numPr>
+          <w:ilvl w:val="0"/>
+          <w:numId w:val="14"/>
+        </w:numPr>
+        <w:spacing w:before="100" w:beforeAutospacing="1" w:after="100" w:afterAutospacing="1" w:line="240" w:lineRule="auto"/>
+        <w:ind w:right="-1135"/>
+        <w:rPr>
+          <w:rFonts w:ascii="Calibri" w:hAnsi="Calibri" w:cs="Calibri"/>
+          <w:sz w:val="24"/>
+          <w:szCs w:val="24"/>
+        </w:rPr>
+      </w:pPr>
+      <w:r>
+        <w:rPr>
+          <w:rFonts w:ascii="Calibri" w:hAnsi="Calibri" w:cs="Calibri"/>
+          <w:sz w:val="24"/>
+          <w:szCs w:val="24"/>
+        </w:rPr>
+        <w:t>Logo, após, C</w:t>
+      </w:r>
+      <w:r>
+        <w:rPr>
+          <w:rFonts w:ascii="Calibri" w:hAnsi="Calibri" w:cs="Calibri"/>
+          <w:sz w:val="24"/>
+          <w:szCs w:val="24"/>
+        </w:rPr>
+        <w:t>lique em Adicionar e Nomeie o novo perfil (</w:t>
+      </w:r>
+      <w:proofErr w:type="spellStart"/>
+      <w:r>
+        <w:rPr>
+          <w:rFonts w:ascii="Calibri" w:hAnsi="Calibri" w:cs="Calibri"/>
+          <w:sz w:val="24"/>
+          <w:szCs w:val="24"/>
+        </w:rPr>
+        <w:t>ex</w:t>
+      </w:r>
+      <w:proofErr w:type="spellEnd"/>
+      <w:r>
+        <w:rPr>
+          <w:rFonts w:ascii="Calibri" w:hAnsi="Calibri" w:cs="Calibri"/>
+          <w:sz w:val="24"/>
+          <w:szCs w:val="24"/>
+        </w:rPr>
+        <w:t xml:space="preserve">: </w:t>
+      </w:r>
+      <w:proofErr w:type="spellStart"/>
+      <w:r>
+        <w:rPr>
+          <w:rFonts w:ascii="Calibri" w:hAnsi="Calibri" w:cs="Calibri"/>
+          <w:sz w:val="24"/>
+          <w:szCs w:val="24"/>
+        </w:rPr>
+        <w:t>Locatelli</w:t>
+      </w:r>
+      <w:proofErr w:type="spellEnd"/>
+      <w:r>
+        <w:rPr>
+          <w:rFonts w:ascii="Calibri" w:hAnsi="Calibri" w:cs="Calibri"/>
+          <w:sz w:val="24"/>
+          <w:szCs w:val="24"/>
+        </w:rPr>
+        <w:t>).</w:t>
+      </w:r>
+    </w:p>
+    <w:p>
+      <w:pPr>
+        <w:pStyle w:val="PargrafodaLista"/>
+        <w:numPr>
+          <w:ilvl w:val="0"/>
+          <w:numId w:val="14"/>
+        </w:numPr>
+        <w:spacing w:before="100" w:beforeAutospacing="1" w:after="100" w:afterAutospacing="1" w:line="240" w:lineRule="auto"/>
+        <w:rPr>
+          <w:rFonts w:ascii="Calibri" w:hAnsi="Calibri" w:cs="Calibri"/>
+          <w:sz w:val="24"/>
+          <w:szCs w:val="24"/>
+        </w:rPr>
+      </w:pPr>
+      <w:r>
+        <w:t>https://raw.githubusercontent.com/rafaeltec/hlb-imagens-agentes/main/imagens%20sequenciais/Adicionar%20e%20Nomeie%20o%20novo%20perfil%20ex%20Locatelli.png</w:t>
+      </w:r>
+    </w:p>
+    <w:p>
+      <w:pPr>
+        <w:pStyle w:val="PargrafodaLista"/>
+        <w:numPr>
+          <w:ilvl w:val="0"/>
+          <w:numId w:val="14"/>
+        </w:numPr>
+        <w:spacing w:before="100" w:beforeAutospacing="1" w:after="100" w:afterAutospacing="1" w:line="240" w:lineRule="auto"/>
+        <w:rPr>
+          <w:rFonts w:ascii="Calibri" w:hAnsi="Calibri" w:cs="Calibri"/>
+          <w:sz w:val="24"/>
+          <w:szCs w:val="24"/>
+        </w:rPr>
+      </w:pPr>
+      <w:r>
+        <w:rPr>
+          <w:rFonts w:ascii="Calibri" w:hAnsi="Calibri" w:cs="Calibri"/>
+          <w:sz w:val="24"/>
+          <w:szCs w:val="24"/>
+        </w:rPr>
+        <w:t>Selecione a opção “Sempre usar este perfil” e escolha o perfil ativo “</w:t>
+      </w:r>
+      <w:proofErr w:type="spellStart"/>
+      <w:r>
+        <w:rPr>
+          <w:rFonts w:ascii="Calibri" w:hAnsi="Calibri" w:cs="Calibri"/>
+          <w:sz w:val="24"/>
+          <w:szCs w:val="24"/>
+        </w:rPr>
+        <w:t>Locatelli</w:t>
+      </w:r>
+      <w:proofErr w:type="spellEnd"/>
+      <w:r>
+        <w:rPr>
+          <w:rFonts w:ascii="Calibri" w:hAnsi="Calibri" w:cs="Calibri"/>
+          <w:sz w:val="24"/>
+          <w:szCs w:val="24"/>
+        </w:rPr>
+        <w:t>” (ou o nome definido durante a criação), clique em OK.</w:t>
+      </w:r>
+    </w:p>
+    <w:p>
+      <w:pPr>
+        <w:spacing w:before="100" w:beforeAutospacing="1" w:after="100" w:afterAutospacing="1" w:line="240" w:lineRule="auto"/>
+        <w:ind w:left="1843"/>
+        <w:rPr>
+          <w:rFonts w:ascii="Calibri" w:hAnsi="Calibri" w:cs="Calibri"/>
+          <w:sz w:val="24"/>
+          <w:szCs w:val="24"/>
+        </w:rPr>
+      </w:pPr>
+    </w:p>
+    <w:p>
+      <w:pPr>
+        <w:pStyle w:val="PargrafodaLista"/>
+        <w:numPr>
+          <w:ilvl w:val="0"/>
+          <w:numId w:val="14"/>
+        </w:numPr>
+        <w:spacing w:before="100" w:beforeAutospacing="1" w:after="100" w:afterAutospacing="1" w:line="240" w:lineRule="auto"/>
+        <w:rPr>
+          <w:rFonts w:ascii="Calibri" w:hAnsi="Calibri" w:cs="Calibri"/>
+          <w:sz w:val="24"/>
+          <w:szCs w:val="24"/>
+        </w:rPr>
+      </w:pPr>
+      <w:r>
+        <w:rPr>
+          <w:rFonts w:ascii="Calibri" w:hAnsi="Calibri" w:cs="Calibri"/>
+          <w:sz w:val="24"/>
+          <w:szCs w:val="24"/>
+        </w:rPr>
+        <w:lastRenderedPageBreak/>
+        <w:t xml:space="preserve">Preencha o seu </w:t>
+      </w:r>
+      <w:r>
         <w:rPr>
           <w:rFonts w:ascii="Calibri" w:hAnsi="Calibri" w:cs="Calibri"/>
           <w:b/>
           <w:bCs/>
-          <w:color w:val="4472C4" w:themeColor="accent1"/>
-        </w:rPr>
-      </w:pPr>
-      <w:bookmarkStart w:id="1" w:name="_Toc223530472"/>
+          <w:sz w:val="24"/>
+          <w:szCs w:val="24"/>
+        </w:rPr>
+        <w:t>nome</w:t>
+      </w:r>
+      <w:r>
+        <w:rPr>
+          <w:rFonts w:ascii="Calibri" w:hAnsi="Calibri" w:cs="Calibri"/>
+          <w:sz w:val="24"/>
+          <w:szCs w:val="24"/>
+        </w:rPr>
+        <w:t xml:space="preserve">, seu </w:t>
+      </w:r>
       <w:r>
         <w:rPr>
           <w:rFonts w:ascii="Calibri" w:hAnsi="Calibri" w:cs="Calibri"/>
           <w:b/>
           <w:bCs/>
-          <w:color w:val="4472C4" w:themeColor="accent1"/>
-        </w:rPr>
-        <w:t xml:space="preserve">Migração e instalação </w:t>
-      </w:r>
-      <w:r>
-        <w:rPr>
+          <w:sz w:val="24"/>
+          <w:szCs w:val="24"/>
+        </w:rPr>
+        <w:t xml:space="preserve">e-mail </w:t>
+      </w:r>
+      <w:r>
+        <w:rPr>
+          <w:rFonts w:ascii="Calibri" w:hAnsi="Calibri" w:cs="Calibri"/>
+          <w:sz w:val="24"/>
+          <w:szCs w:val="24"/>
+        </w:rPr>
+        <w:t xml:space="preserve">e sua </w:t>
+      </w:r>
+      <w:r>
+        <w:rPr>
+          <w:rFonts w:ascii="Calibri" w:hAnsi="Calibri" w:cs="Calibri"/>
           <w:b/>
           <w:bCs/>
-          <w:color w:val="4472C4" w:themeColor="accent1"/>
-        </w:rPr>
-        <w:t>Outlook Classic (Versão instalada tradicional)</w:t>
-      </w:r>
-      <w:r>
-        <w:rPr>
+          <w:sz w:val="24"/>
+          <w:szCs w:val="24"/>
+        </w:rPr>
+        <w:t>senh</w:t>
+      </w:r>
+      <w:r>
+        <w:rPr>
+          <w:rFonts w:ascii="Calibri" w:hAnsi="Calibri" w:cs="Calibri"/>
           <w:b/>
           <w:bCs/>
-          <w:color w:val="4472C4" w:themeColor="accent1"/>
+          <w:sz w:val="24"/>
+          <w:szCs w:val="24"/>
+        </w:rPr>
+        <w:t>a.</w:t>
+      </w:r>
+    </w:p>
+    <w:p>
+      <w:pPr>
+        <w:pStyle w:val="PargrafodaLista"/>
+        <w:numPr>
+          <w:ilvl w:val="0"/>
+          <w:numId w:val="14"/>
+        </w:numPr>
+      </w:pPr>
+      <w:r>
+        <w:t>https://raw.githubusercontent.com/rafaeltec/hlb-imagens-agentes/main/imagens%20sequenciais/Preencha%20o%20seu%20nome,%20seu%20e-mail%20e%20sua%20senha.png</w:t>
+      </w:r>
+      <w:r>
+        <w:rPr>
+          <w:noProof/>
         </w:rPr>
         <w:t xml:space="preserve"> </w:t>
       </w:r>
-      <w:r>
-        <w:rPr>
-          <w:rFonts w:ascii="Calibri" w:hAnsi="Calibri" w:cs="Calibri"/>
-          <w:b/>
-          <w:bCs/>
-          <w:color w:val="4472C4" w:themeColor="accent1"/>
-        </w:rPr>
-        <w:t>para Windows</w:t>
-      </w:r>
     </w:p>
     <w:p/>
-    <w:bookmarkEnd w:id="1"/>
-    <w:p>
-      <w:pPr>
-        <w:pStyle w:val="PargrafodaLista"/>
-        <w:numPr>
-          <w:ilvl w:val="1"/>
-          <w:numId w:val="9"/>
-        </w:numPr>
-        <w:spacing w:before="100" w:beforeAutospacing="1" w:after="100" w:afterAutospacing="1" w:line="240" w:lineRule="auto"/>
-        <w:rPr>
-          <w:rFonts w:ascii="Calibri" w:hAnsi="Calibri" w:cs="Calibri"/>
-          <w:sz w:val="24"/>
-          <w:szCs w:val="24"/>
-        </w:rPr>
-      </w:pPr>
-      <w:r>
-        <w:rPr>
-          <w:rFonts w:ascii="Calibri" w:hAnsi="Calibri" w:cs="Calibri"/>
-          <w:sz w:val="24"/>
-          <w:szCs w:val="24"/>
-        </w:rPr>
-        <w:t>Caso o Outlook esteja aberto, feche o aplicativo antes de iniciar o procedimento.</w:t>
-      </w:r>
-    </w:p>
-    <w:p>
-      <w:pPr>
-        <w:pStyle w:val="PargrafodaLista"/>
-        <w:spacing w:before="100" w:beforeAutospacing="1" w:after="100" w:afterAutospacing="1" w:line="240" w:lineRule="auto"/>
-        <w:ind w:left="1440"/>
-        <w:rPr>
-          <w:rFonts w:ascii="Calibri" w:hAnsi="Calibri" w:cs="Calibri"/>
-          <w:sz w:val="24"/>
-          <w:szCs w:val="24"/>
-        </w:rPr>
-      </w:pPr>
-    </w:p>
-    <w:p>
-      <w:pPr>
-        <w:pStyle w:val="PargrafodaLista"/>
-        <w:numPr>
-          <w:ilvl w:val="0"/>
-          <w:numId w:val="8"/>
-        </w:numPr>
-        <w:spacing w:before="100" w:beforeAutospacing="1" w:after="100" w:afterAutospacing="1" w:line="240" w:lineRule="auto"/>
-        <w:rPr>
-          <w:rFonts w:ascii="Calibri" w:hAnsi="Calibri" w:cs="Calibri"/>
-          <w:sz w:val="24"/>
-          <w:szCs w:val="24"/>
-        </w:rPr>
-      </w:pPr>
-      <w:r>
-        <w:rPr>
-          <w:rFonts w:ascii="Calibri" w:hAnsi="Calibri" w:cs="Calibri"/>
-          <w:sz w:val="24"/>
-          <w:szCs w:val="24"/>
-        </w:rPr>
-        <w:t>Acesse o Painel de Controle do Windows.</w:t>
-      </w:r>
-    </w:p>
-    <w:p>
-      <w:pPr>
-        <w:spacing w:before="100" w:beforeAutospacing="1" w:after="100" w:afterAutospacing="1" w:line="240" w:lineRule="auto"/>
-        <w:rPr>
-          <w:rFonts w:ascii="Calibri" w:hAnsi="Calibri" w:cs="Calibri"/>
-          <w:sz w:val="24"/>
-          <w:szCs w:val="24"/>
-        </w:rPr>
-      </w:pPr>
-      <w:r>
-        <w:t>https://raw.githubusercontent.com/rafaeltec/hlb-imagens-agentes/main/imagens%20sequenciais/Acesse%20o%20Painel%20de%20Controle%20do%20Windows.png</w:t>
-      </w:r>
-    </w:p>
-    <w:p>
-      <w:pPr>
-        <w:spacing w:before="100" w:beforeAutospacing="1" w:after="100" w:afterAutospacing="1" w:line="240" w:lineRule="auto"/>
-        <w:rPr>
-          <w:rFonts w:ascii="Calibri" w:hAnsi="Calibri" w:cs="Calibri"/>
-          <w:sz w:val="24"/>
-          <w:szCs w:val="24"/>
-        </w:rPr>
-      </w:pPr>
-    </w:p>
-    <w:p>
-      <w:pPr>
-        <w:pStyle w:val="PargrafodaLista"/>
-        <w:numPr>
-          <w:ilvl w:val="0"/>
-          <w:numId w:val="8"/>
-        </w:numPr>
-        <w:spacing w:before="100" w:beforeAutospacing="1" w:after="100" w:afterAutospacing="1" w:line="240" w:lineRule="auto"/>
-        <w:rPr>
-          <w:rFonts w:ascii="Calibri" w:hAnsi="Calibri" w:cs="Calibri"/>
-          <w:sz w:val="24"/>
-          <w:szCs w:val="24"/>
-        </w:rPr>
-      </w:pPr>
-      <w:r>
-        <w:rPr>
-          <w:rFonts w:ascii="Calibri" w:hAnsi="Calibri" w:cs="Calibri"/>
-          <w:sz w:val="24"/>
-          <w:szCs w:val="24"/>
-        </w:rPr>
-        <w:t>No Painel de Controle, clique em “Exibir por” e selecione a opção “Ícones pequenos” para que a visualização fique conforme o modelo apresentado.</w:t>
-      </w:r>
-    </w:p>
-    <w:p>
-      <w:pPr>
-        <w:pStyle w:val="PargrafodaLista"/>
-        <w:numPr>
-          <w:ilvl w:val="0"/>
-          <w:numId w:val="8"/>
-        </w:numPr>
-        <w:spacing w:before="100" w:beforeAutospacing="1" w:after="100" w:afterAutospacing="1" w:line="240" w:lineRule="auto"/>
-        <w:rPr>
-          <w:rFonts w:ascii="Calibri" w:hAnsi="Calibri" w:cs="Calibri"/>
-          <w:sz w:val="24"/>
-          <w:szCs w:val="24"/>
-        </w:rPr>
-      </w:pPr>
-      <w:r>
-        <w:rPr>
-          <w:rFonts w:ascii="Calibri" w:hAnsi="Calibri" w:cs="Calibri"/>
-          <w:sz w:val="24"/>
-          <w:szCs w:val="24"/>
-        </w:rPr>
-        <w:t>Clique em Mail – Microsoft Outlook.</w:t>
-      </w:r>
-    </w:p>
-    <w:p>
-      <w:pPr>
-        <w:spacing w:before="100" w:beforeAutospacing="1" w:after="100" w:afterAutospacing="1" w:line="240" w:lineRule="auto"/>
-        <w:rPr>
-          <w:rFonts w:ascii="Calibri" w:hAnsi="Calibri" w:cs="Calibri"/>
-          <w:sz w:val="24"/>
-          <w:szCs w:val="24"/>
-        </w:rPr>
-      </w:pPr>
-      <w:r>
-        <w:t>https://raw.githubusercontent.com/rafaeltec/hlb-imagens-agentes/main/imagens%20sequenciais/Clique%20em%20Mail%20%E2%80%93%20Microsoft%20Outlook.png</w:t>
-      </w:r>
-    </w:p>
-    <w:p>
-      <w:pPr>
-        <w:pStyle w:val="PargrafodaLista"/>
-        <w:numPr>
-          <w:ilvl w:val="0"/>
-          <w:numId w:val="8"/>
-        </w:numPr>
-        <w:spacing w:before="100" w:beforeAutospacing="1" w:after="100" w:afterAutospacing="1" w:line="240" w:lineRule="auto"/>
-        <w:rPr>
-          <w:rFonts w:ascii="Calibri" w:hAnsi="Calibri" w:cs="Calibri"/>
-          <w:sz w:val="24"/>
-          <w:szCs w:val="24"/>
-        </w:rPr>
-      </w:pPr>
-      <w:r>
-        <w:rPr>
-          <w:rFonts w:ascii="Calibri" w:hAnsi="Calibri" w:cs="Calibri"/>
-          <w:sz w:val="24"/>
-          <w:szCs w:val="24"/>
-        </w:rPr>
-        <w:t>Clique em Mostrar Perfis.</w:t>
-      </w:r>
-      <w:r>
-        <w:rPr>
-          <w:rFonts w:ascii="Calibri" w:hAnsi="Calibri" w:cs="Calibri"/>
-          <w:sz w:val="24"/>
-          <w:szCs w:val="24"/>
-        </w:rPr>
-        <w:br/>
-      </w:r>
-    </w:p>
-    <w:p>
-      <w:pPr>
-        <w:spacing w:before="100" w:beforeAutospacing="1" w:after="100" w:afterAutospacing="1" w:line="240" w:lineRule="auto"/>
-        <w:rPr>
-          <w:rFonts w:ascii="Calibri" w:hAnsi="Calibri" w:cs="Calibri"/>
-          <w:sz w:val="24"/>
-          <w:szCs w:val="24"/>
-        </w:rPr>
-      </w:pPr>
-      <w:r>
-        <w:t>https://raw.githubusercontent.com/rafaeltec/hlb-imagens-agentes/main/imagens%20sequenciais/Clique%20em%20Mostrar%20Perfis.png</w:t>
-      </w:r>
+    <w:p/>
+    <w:p>
+      <w:pPr>
+        <w:pStyle w:val="PargrafodaLista"/>
+        <w:numPr>
+          <w:ilvl w:val="0"/>
+          <w:numId w:val="14"/>
+        </w:numPr>
+      </w:pPr>
+      <w:r>
+        <w:t>Clique em Avançar</w:t>
+      </w:r>
+    </w:p>
+    <w:p/>
+    <w:p>
+      <w:pPr>
+        <w:pStyle w:val="PargrafodaLista"/>
+        <w:numPr>
+          <w:ilvl w:val="0"/>
+          <w:numId w:val="14"/>
+        </w:numPr>
+      </w:pPr>
+      <w:r>
+        <w:t>Aguarde a conclusão das configurações. Ao finalizar, será exibida uma tela informando que a configuração foi concluída com sucesso</w:t>
+      </w:r>
+    </w:p>
+    <w:p>
+      <w:pPr>
+        <w:pStyle w:val="PargrafodaLista"/>
+      </w:pPr>
     </w:p>
     <w:p>
       <w:pPr>
         <w:pStyle w:val="PargrafodaLista"/>
         <w:spacing w:before="100" w:beforeAutospacing="1" w:after="100" w:afterAutospacing="1" w:line="240" w:lineRule="auto"/>
         <w:ind w:left="2160"/>
-        <w:rPr>
-          <w:rFonts w:ascii="Calibri" w:hAnsi="Calibri" w:cs="Calibri"/>
-          <w:sz w:val="24"/>
-          <w:szCs w:val="24"/>
-        </w:rPr>
-      </w:pPr>
-    </w:p>
-    <w:p>
-      <w:pPr>
-        <w:pStyle w:val="PargrafodaLista"/>
-        <w:numPr>
-          <w:ilvl w:val="0"/>
-          <w:numId w:val="8"/>
-        </w:numPr>
-        <w:spacing w:before="100" w:beforeAutospacing="1" w:after="100" w:afterAutospacing="1" w:line="240" w:lineRule="auto"/>
-        <w:rPr>
-          <w:rFonts w:ascii="Calibri" w:hAnsi="Calibri" w:cs="Calibri"/>
-          <w:sz w:val="24"/>
-          <w:szCs w:val="24"/>
-        </w:rPr>
-      </w:pPr>
-      <w:r>
-        <w:rPr>
-          <w:rFonts w:ascii="Calibri" w:hAnsi="Calibri" w:cs="Calibri"/>
-          <w:sz w:val="24"/>
-          <w:szCs w:val="24"/>
-        </w:rPr>
-        <w:t>Perfis</w:t>
-      </w:r>
-    </w:p>
-    <w:p>
-      <w:pPr>
-        <w:spacing w:before="100" w:beforeAutospacing="1" w:after="100" w:afterAutospacing="1" w:line="240" w:lineRule="auto"/>
-        <w:rPr>
-          <w:rFonts w:ascii="Calibri" w:hAnsi="Calibri" w:cs="Calibri"/>
-          <w:sz w:val="24"/>
-          <w:szCs w:val="24"/>
-        </w:rPr>
-      </w:pPr>
-      <w:r>
-        <w:t>https://raw.githubusercontent.com/rafaeltec/hlb-imagens-agentes/main/imagens%20sequenciais/Perfis.png</w:t>
-      </w:r>
-    </w:p>
-    <w:p>
-      <w:pPr>
-        <w:pStyle w:val="PargrafodaLista"/>
-        <w:numPr>
-          <w:ilvl w:val="0"/>
-          <w:numId w:val="8"/>
-        </w:numPr>
-        <w:spacing w:before="100" w:beforeAutospacing="1" w:after="100" w:afterAutospacing="1" w:line="240" w:lineRule="auto"/>
-        <w:ind w:right="-1135"/>
-        <w:rPr>
-          <w:rFonts w:ascii="Calibri" w:hAnsi="Calibri" w:cs="Calibri"/>
-          <w:sz w:val="24"/>
-          <w:szCs w:val="24"/>
-        </w:rPr>
-      </w:pPr>
-      <w:r>
-        <w:rPr>
-          <w:rFonts w:ascii="Calibri" w:hAnsi="Calibri" w:cs="Calibri"/>
-          <w:sz w:val="24"/>
-          <w:szCs w:val="24"/>
-        </w:rPr>
-        <w:lastRenderedPageBreak/>
-        <w:t>Logo, após, C</w:t>
-      </w:r>
-      <w:r>
-        <w:rPr>
-          <w:rFonts w:ascii="Calibri" w:hAnsi="Calibri" w:cs="Calibri"/>
-          <w:sz w:val="24"/>
-          <w:szCs w:val="24"/>
-        </w:rPr>
-        <w:t>lique em Adicionar e Nomeie o novo perfil (</w:t>
-      </w:r>
-      <w:proofErr w:type="spellStart"/>
-      <w:r>
-        <w:rPr>
-          <w:rFonts w:ascii="Calibri" w:hAnsi="Calibri" w:cs="Calibri"/>
-          <w:sz w:val="24"/>
-          <w:szCs w:val="24"/>
-        </w:rPr>
-        <w:t>ex</w:t>
-      </w:r>
-      <w:proofErr w:type="spellEnd"/>
-      <w:r>
-        <w:rPr>
-          <w:rFonts w:ascii="Calibri" w:hAnsi="Calibri" w:cs="Calibri"/>
-          <w:sz w:val="24"/>
-          <w:szCs w:val="24"/>
-        </w:rPr>
-        <w:t xml:space="preserve">: </w:t>
-      </w:r>
-      <w:proofErr w:type="spellStart"/>
-      <w:r>
-        <w:rPr>
-          <w:rFonts w:ascii="Calibri" w:hAnsi="Calibri" w:cs="Calibri"/>
-          <w:sz w:val="24"/>
-          <w:szCs w:val="24"/>
-        </w:rPr>
-        <w:t>Locatelli</w:t>
-      </w:r>
-      <w:proofErr w:type="spellEnd"/>
-      <w:r>
-        <w:rPr>
-          <w:rFonts w:ascii="Calibri" w:hAnsi="Calibri" w:cs="Calibri"/>
-          <w:sz w:val="24"/>
-          <w:szCs w:val="24"/>
-        </w:rPr>
-        <w:t>).</w:t>
-      </w:r>
-    </w:p>
-    <w:p>
-      <w:pPr>
-        <w:spacing w:before="100" w:beforeAutospacing="1" w:after="100" w:afterAutospacing="1" w:line="240" w:lineRule="auto"/>
-        <w:rPr>
-          <w:rFonts w:ascii="Calibri" w:hAnsi="Calibri" w:cs="Calibri"/>
-          <w:sz w:val="24"/>
-          <w:szCs w:val="24"/>
-        </w:rPr>
-      </w:pPr>
-      <w:r>
-        <w:t>https://raw.githubusercontent.com/rafaeltec/hlb-imagens-agentes/main/imagens%20sequenciais/Adicionar%20e%20Nomeie%20o%20novo%20perfil%20ex%20Locatelli.png</w:t>
-      </w:r>
-    </w:p>
-    <w:p>
-      <w:pPr>
-        <w:spacing w:before="100" w:beforeAutospacing="1" w:after="100" w:afterAutospacing="1" w:line="240" w:lineRule="auto"/>
-        <w:rPr>
-          <w:rFonts w:ascii="Calibri" w:hAnsi="Calibri" w:cs="Calibri"/>
-          <w:sz w:val="24"/>
-          <w:szCs w:val="24"/>
-        </w:rPr>
-      </w:pPr>
-      <w:r>
-        <w:rPr>
-          <w:rFonts w:ascii="Calibri" w:hAnsi="Calibri" w:cs="Calibri"/>
-          <w:sz w:val="24"/>
-          <w:szCs w:val="24"/>
-        </w:rPr>
-        <w:t>Selecione a opção “Sempre usar este perfil” e escolha o perfil ativo “</w:t>
-      </w:r>
-      <w:proofErr w:type="spellStart"/>
-      <w:r>
-        <w:rPr>
-          <w:rFonts w:ascii="Calibri" w:hAnsi="Calibri" w:cs="Calibri"/>
-          <w:sz w:val="24"/>
-          <w:szCs w:val="24"/>
-        </w:rPr>
-        <w:t>Locatelli</w:t>
-      </w:r>
-      <w:proofErr w:type="spellEnd"/>
-      <w:r>
-        <w:rPr>
-          <w:rFonts w:ascii="Calibri" w:hAnsi="Calibri" w:cs="Calibri"/>
-          <w:sz w:val="24"/>
-          <w:szCs w:val="24"/>
-        </w:rPr>
-        <w:t>” (ou o nome definido durante a criação), clique em OK.</w:t>
-      </w:r>
-    </w:p>
-    <w:p>
-      <w:pPr>
-        <w:spacing w:before="100" w:beforeAutospacing="1" w:after="100" w:afterAutospacing="1" w:line="240" w:lineRule="auto"/>
-        <w:ind w:left="1843"/>
-        <w:rPr>
-          <w:rFonts w:ascii="Calibri" w:hAnsi="Calibri" w:cs="Calibri"/>
-          <w:sz w:val="24"/>
-          <w:szCs w:val="24"/>
-        </w:rPr>
-      </w:pPr>
-    </w:p>
-    <w:p>
-      <w:pPr>
-        <w:pStyle w:val="PargrafodaLista"/>
-        <w:numPr>
-          <w:ilvl w:val="0"/>
-          <w:numId w:val="8"/>
-        </w:numPr>
-        <w:spacing w:before="100" w:beforeAutospacing="1" w:after="100" w:afterAutospacing="1" w:line="240" w:lineRule="auto"/>
-        <w:rPr>
-          <w:rFonts w:ascii="Calibri" w:hAnsi="Calibri" w:cs="Calibri"/>
-          <w:sz w:val="24"/>
-          <w:szCs w:val="24"/>
-        </w:rPr>
-      </w:pPr>
-      <w:r>
-        <w:rPr>
-          <w:rFonts w:ascii="Calibri" w:hAnsi="Calibri" w:cs="Calibri"/>
-          <w:sz w:val="24"/>
-          <w:szCs w:val="24"/>
-        </w:rPr>
-        <w:t xml:space="preserve">Preencha o seu </w:t>
-      </w:r>
-      <w:r>
-        <w:rPr>
-          <w:rFonts w:ascii="Calibri" w:hAnsi="Calibri" w:cs="Calibri"/>
-          <w:b/>
-          <w:bCs/>
-          <w:sz w:val="24"/>
-          <w:szCs w:val="24"/>
-        </w:rPr>
-        <w:t>nome</w:t>
-      </w:r>
-      <w:r>
-        <w:rPr>
-          <w:rFonts w:ascii="Calibri" w:hAnsi="Calibri" w:cs="Calibri"/>
-          <w:sz w:val="24"/>
-          <w:szCs w:val="24"/>
-        </w:rPr>
-        <w:t xml:space="preserve">, seu </w:t>
-      </w:r>
-      <w:r>
-        <w:rPr>
-          <w:rFonts w:ascii="Calibri" w:hAnsi="Calibri" w:cs="Calibri"/>
-          <w:b/>
-          <w:bCs/>
-          <w:sz w:val="24"/>
-          <w:szCs w:val="24"/>
-        </w:rPr>
-        <w:t xml:space="preserve">e-mail </w:t>
-      </w:r>
-      <w:r>
-        <w:rPr>
-          <w:rFonts w:ascii="Calibri" w:hAnsi="Calibri" w:cs="Calibri"/>
-          <w:sz w:val="24"/>
-          <w:szCs w:val="24"/>
-        </w:rPr>
-        <w:t xml:space="preserve">e sua </w:t>
-      </w:r>
-      <w:r>
-        <w:rPr>
-          <w:rFonts w:ascii="Calibri" w:hAnsi="Calibri" w:cs="Calibri"/>
-          <w:b/>
-          <w:bCs/>
-          <w:sz w:val="24"/>
-          <w:szCs w:val="24"/>
-        </w:rPr>
-        <w:t>senh</w:t>
-      </w:r>
-      <w:r>
-        <w:rPr>
-          <w:rFonts w:ascii="Calibri" w:hAnsi="Calibri" w:cs="Calibri"/>
-          <w:b/>
-          <w:bCs/>
-          <w:sz w:val="24"/>
-          <w:szCs w:val="24"/>
-        </w:rPr>
-        <w:t>a.</w:t>
-      </w:r>
-    </w:p>
-    <w:p>
-      <w:r>
-        <w:t>https://raw.githubusercontent.com/rafaeltec/hlb-imagens-agentes/main/imagens%20sequenciais/Preencha%20o%20seu%20nome,%20seu%20e-mail%20e%20sua%20senha.png</w:t>
-      </w:r>
-      <w:r>
-        <w:rPr>
-          <w:noProof/>
-        </w:rPr>
-        <w:t xml:space="preserve"> </w:t>
-      </w:r>
-    </w:p>
-    <w:p/>
-    <w:p/>
-    <w:p>
-      <w:pPr>
-        <w:pStyle w:val="PargrafodaLista"/>
-        <w:numPr>
-          <w:ilvl w:val="0"/>
-          <w:numId w:val="8"/>
-        </w:numPr>
-      </w:pPr>
-      <w:r>
-        <w:t>Clique em Avançar</w:t>
-      </w:r>
-    </w:p>
-    <w:p/>
-    <w:p>
-      <w:pPr>
-        <w:pStyle w:val="PargrafodaLista"/>
-        <w:numPr>
-          <w:ilvl w:val="0"/>
-          <w:numId w:val="11"/>
-        </w:numPr>
-      </w:pPr>
-      <w:r>
-        <w:t>Aguarde a conclusão das configurações. Ao finalizar, será exibida uma tela informando que a configuração foi concluída com sucesso</w:t>
-      </w:r>
-    </w:p>
-    <w:p>
-      <w:pPr>
-        <w:pStyle w:val="PargrafodaLista"/>
-      </w:pPr>
-    </w:p>
-    <w:p>
-      <w:pPr>
-        <w:pStyle w:val="PargrafodaLista"/>
-        <w:spacing w:before="100" w:beforeAutospacing="1" w:after="100" w:afterAutospacing="1" w:line="240" w:lineRule="auto"/>
-        <w:ind w:left="2160"/>
-      </w:pPr>
-    </w:p>
-    <w:p>
-      <w:pPr>
+      </w:pPr>
+    </w:p>
+    <w:p>
+      <w:pPr>
+        <w:pStyle w:val="PargrafodaLista"/>
+        <w:numPr>
+          <w:ilvl w:val="0"/>
+          <w:numId w:val="14"/>
+        </w:numPr>
         <w:tabs>
           <w:tab w:val="left" w:pos="3464"/>
         </w:tabs>
@@ -1101,210 +1121,215 @@
       </w:r>
     </w:p>
     <w:p/>
+    <w:p>
+      <w:pPr>
+        <w:ind w:left="1134"/>
+      </w:pPr>
+    </w:p>
+    <w:p>
+      <w:pPr>
+        <w:pStyle w:val="PargrafodaLista"/>
+        <w:numPr>
+          <w:ilvl w:val="0"/>
+          <w:numId w:val="14"/>
+        </w:numPr>
+      </w:pPr>
+      <w:bookmarkStart w:id="2" w:name="_Toc223530473"/>
+      <w:r>
+        <w:t>Como habilitar e visualizar o campo “De” no Outlook Classic</w:t>
+      </w:r>
+      <w:bookmarkEnd w:id="2"/>
+      <w:r>
+        <w:t xml:space="preserve"> </w:t>
+      </w:r>
+    </w:p>
+    <w:p>
+      <w:pPr>
+        <w:ind w:left="1134"/>
+      </w:pPr>
+    </w:p>
+    <w:p>
+      <w:pPr>
+        <w:pStyle w:val="PargrafodaLista"/>
+        <w:numPr>
+          <w:ilvl w:val="0"/>
+          <w:numId w:val="14"/>
+        </w:numPr>
+      </w:pPr>
+      <w:r>
+        <w:t xml:space="preserve"> Abrir um novo e-mail</w:t>
+      </w:r>
+    </w:p>
+    <w:p>
+      <w:pPr>
+        <w:pStyle w:val="PargrafodaLista"/>
+        <w:numPr>
+          <w:ilvl w:val="0"/>
+          <w:numId w:val="14"/>
+        </w:numPr>
+      </w:pPr>
+      <w:r>
+        <w:t>https://raw.githubusercontent.com/rafaeltec/hlb-imagens-agentes/main/imagens%20sequenciais/Abrir%20um%20novo%20e-mail.png</w:t>
+      </w:r>
+    </w:p>
+    <w:p/>
+    <w:p/>
+    <w:p>
+      <w:pPr>
+        <w:pStyle w:val="PargrafodaLista"/>
+        <w:numPr>
+          <w:ilvl w:val="0"/>
+          <w:numId w:val="14"/>
+        </w:numPr>
+      </w:pPr>
+      <w:r>
+        <w:t>Na janela da mensagem, clique na aba Opções.</w:t>
+      </w:r>
+    </w:p>
+    <w:p>
+      <w:pPr>
+        <w:pStyle w:val="PargrafodaLista"/>
+        <w:numPr>
+          <w:ilvl w:val="0"/>
+          <w:numId w:val="14"/>
+        </w:numPr>
+      </w:pPr>
+      <w:r>
+        <w:t xml:space="preserve">Clique nos três pontinhos </w:t>
+      </w:r>
+      <w:proofErr w:type="gramStart"/>
+      <w:r>
+        <w:t>( …</w:t>
+      </w:r>
+      <w:proofErr w:type="gramEnd"/>
+      <w:r>
+        <w:t xml:space="preserve"> ).</w:t>
+      </w:r>
+    </w:p>
+    <w:p>
+      <w:pPr>
+        <w:pStyle w:val="PargrafodaLista"/>
+        <w:numPr>
+          <w:ilvl w:val="0"/>
+          <w:numId w:val="14"/>
+        </w:numPr>
+      </w:pPr>
+      <w:r>
+        <w:t>Em Mostrar Campos, selecione De.</w:t>
+      </w:r>
+    </w:p>
+    <w:p/>
+    <w:p>
+      <w:pPr>
+        <w:pStyle w:val="PargrafodaLista"/>
+        <w:numPr>
+          <w:ilvl w:val="2"/>
+          <w:numId w:val="14"/>
+        </w:numPr>
+      </w:pPr>
+      <w:r>
+        <w:t>https://raw.githubusercontent.com/rafaeltec/hlb-imagens-agentes/main/imagens%20sequenciais/Em%20Mostrar%20Campos,%20selecione%20De.png</w:t>
+      </w:r>
+    </w:p>
+    <w:p/>
+    <w:p>
+      <w:pPr>
+        <w:pStyle w:val="PargrafodaLista"/>
+        <w:numPr>
+          <w:ilvl w:val="2"/>
+          <w:numId w:val="14"/>
+        </w:numPr>
+      </w:pPr>
+      <w:r>
+        <w:t xml:space="preserve">Pronto: o </w:t>
+      </w:r>
+      <w:proofErr w:type="gramStart"/>
+      <w:r>
+        <w:t>campo De</w:t>
+      </w:r>
+      <w:proofErr w:type="gramEnd"/>
+      <w:r>
+        <w:t xml:space="preserve"> aparecerá acima do assunto/ao lado dos destinatários.</w:t>
+      </w:r>
+    </w:p>
+    <w:p>
+      <w:pPr>
+        <w:pStyle w:val="PargrafodaLista"/>
+        <w:ind w:left="2160"/>
+      </w:pPr>
+    </w:p>
+    <w:p>
+      <w:pPr>
+        <w:pStyle w:val="PargrafodaLista"/>
+        <w:numPr>
+          <w:ilvl w:val="0"/>
+          <w:numId w:val="14"/>
+        </w:numPr>
+      </w:pPr>
+      <w:r>
+        <w:lastRenderedPageBreak/>
+        <w:t>https://raw.githubusercontent.com/rafaeltec/hlb-imagens-agentes/main/imagens%20sequenciais/ao%20lado%20dos%20destinat%C3%A1rios.png</w:t>
+      </w:r>
+    </w:p>
     <w:p/>
     <w:p/>
     <w:p/>
+    <w:p>
+      <w:pPr>
+        <w:pStyle w:val="PargrafodaLista"/>
+        <w:numPr>
+          <w:ilvl w:val="0"/>
+          <w:numId w:val="14"/>
+        </w:numPr>
+      </w:pPr>
+      <w:r>
+        <w:t>Se a conta não aparecer na lista (Gerenciar Lista)</w:t>
+      </w:r>
+    </w:p>
+    <w:p>
+      <w:pPr>
+        <w:pStyle w:val="PargrafodaLista"/>
+        <w:numPr>
+          <w:ilvl w:val="0"/>
+          <w:numId w:val="14"/>
+        </w:numPr>
+      </w:pPr>
+      <w:r>
+        <w:t>https://raw.githubusercontent.com/rafaeltec/hlb-imagens-agentes/main/imagens%20sequenciais/gerenciar%20lista.png</w:t>
+      </w:r>
+    </w:p>
+    <w:p>
+      <w:pPr>
+        <w:pStyle w:val="PargrafodaLista"/>
+        <w:numPr>
+          <w:ilvl w:val="0"/>
+          <w:numId w:val="14"/>
+        </w:numPr>
+      </w:pPr>
+      <w:r>
+        <w:t>Na tela Gerenciar Lista, marque as caixas das contas que deseja que apareçam.</w:t>
+      </w:r>
+    </w:p>
+    <w:p>
+      <w:pPr>
+        <w:pStyle w:val="PargrafodaLista"/>
+        <w:numPr>
+          <w:ilvl w:val="0"/>
+          <w:numId w:val="14"/>
+        </w:numPr>
+      </w:pPr>
+      <w:r>
+        <w:t>https://raw.githubusercontent.com/rafaeltec/hlb-imagens-agentes/main/imagens%20sequenciais/Na%20tela%20Gerenciar%20Lista,%20marque%20as%20caixas%20das%20contas%20que%20deseja%20que%20apare%C3%A7am.png</w:t>
+      </w:r>
+    </w:p>
     <w:p/>
     <w:p/>
-    <w:p/>
-    <w:p/>
-    <w:p/>
-    <w:p>
-      <w:pPr>
-        <w:ind w:left="1134"/>
-      </w:pPr>
-    </w:p>
-    <w:p>
-      <w:pPr>
-        <w:pStyle w:val="Ttulo2"/>
-        <w:numPr>
-          <w:ilvl w:val="0"/>
-          <w:numId w:val="8"/>
-        </w:numPr>
-        <w:rPr>
-          <w:rFonts w:ascii="Calibri" w:hAnsi="Calibri" w:cs="Calibri"/>
-          <w:b/>
-          <w:bCs/>
-          <w:color w:val="4472C4" w:themeColor="accent1"/>
-        </w:rPr>
-      </w:pPr>
-      <w:bookmarkStart w:id="2" w:name="_Toc223530473"/>
-      <w:r>
-        <w:rPr>
-          <w:rFonts w:ascii="Calibri" w:hAnsi="Calibri" w:cs="Calibri"/>
-          <w:b/>
-          <w:bCs/>
-          <w:color w:val="4472C4" w:themeColor="accent1"/>
-        </w:rPr>
-        <w:lastRenderedPageBreak/>
-        <w:t>Como habilitar e visualizar o campo “De” no Outlook Classic</w:t>
-      </w:r>
-      <w:bookmarkEnd w:id="2"/>
-      <w:r>
-        <w:rPr>
-          <w:rFonts w:ascii="Calibri" w:hAnsi="Calibri" w:cs="Calibri"/>
-          <w:b/>
-          <w:bCs/>
-          <w:color w:val="4472C4" w:themeColor="accent1"/>
-        </w:rPr>
-        <w:t xml:space="preserve"> </w:t>
-      </w:r>
-    </w:p>
-    <w:p>
-      <w:pPr>
-        <w:ind w:left="1134"/>
-      </w:pPr>
-    </w:p>
-    <w:p>
-      <w:pPr>
-        <w:pStyle w:val="PargrafodaLista"/>
-        <w:numPr>
-          <w:ilvl w:val="0"/>
-          <w:numId w:val="8"/>
-        </w:numPr>
-      </w:pPr>
-      <w:r>
-        <w:t xml:space="preserve"> Abrir um novo e-mail</w:t>
-      </w:r>
-    </w:p>
-    <w:p>
-      <w:r>
-        <w:t>https://raw.githubusercontent.com/rafaeltec/hlb-imagens-agentes/main/imagens%20sequenciais/Abrir%20um%20novo%20e-mail.png</w:t>
-      </w:r>
-    </w:p>
-    <w:p/>
-    <w:p/>
-    <w:p/>
-    <w:p>
-      <w:pPr>
-        <w:pStyle w:val="PargrafodaLista"/>
-        <w:numPr>
-          <w:ilvl w:val="0"/>
-          <w:numId w:val="8"/>
-        </w:numPr>
-      </w:pPr>
-      <w:r>
-        <w:t>Na janela da mensagem, clique na aba Opções.</w:t>
-      </w:r>
-    </w:p>
-    <w:p>
-      <w:pPr>
-        <w:pStyle w:val="PargrafodaLista"/>
-        <w:numPr>
-          <w:ilvl w:val="0"/>
-          <w:numId w:val="8"/>
-        </w:numPr>
-      </w:pPr>
-      <w:r>
-        <w:t xml:space="preserve">Clique nos três pontinhos </w:t>
-      </w:r>
-      <w:proofErr w:type="gramStart"/>
-      <w:r>
-        <w:t>( …</w:t>
-      </w:r>
-      <w:proofErr w:type="gramEnd"/>
-      <w:r>
-        <w:t xml:space="preserve"> ).</w:t>
-      </w:r>
-    </w:p>
-    <w:p>
-      <w:pPr>
-        <w:pStyle w:val="PargrafodaLista"/>
-        <w:numPr>
-          <w:ilvl w:val="0"/>
-          <w:numId w:val="8"/>
-        </w:numPr>
-      </w:pPr>
-      <w:r>
-        <w:t>Em Mostrar Campos, selecione De.</w:t>
-      </w:r>
-    </w:p>
-    <w:p/>
-    <w:p>
-      <w:pPr>
-        <w:ind w:left="1134"/>
-      </w:pPr>
-      <w:r>
-        <w:t>https://raw.githubusercontent.com/rafaeltec/hlb-imagens-agentes/main/imagens%20sequenciais/Em%20Mostrar%20Campos,%20selecione%20De.png</w:t>
-      </w:r>
-    </w:p>
-    <w:p/>
-    <w:p>
-      <w:pPr>
-        <w:pStyle w:val="PargrafodaLista"/>
-        <w:numPr>
-          <w:ilvl w:val="2"/>
-          <w:numId w:val="12"/>
-        </w:numPr>
-      </w:pPr>
-      <w:r>
-        <w:t xml:space="preserve">Pronto: o </w:t>
-      </w:r>
-      <w:proofErr w:type="gramStart"/>
-      <w:r>
-        <w:t>campo De</w:t>
-      </w:r>
-      <w:proofErr w:type="gramEnd"/>
-      <w:r>
-        <w:t xml:space="preserve"> aparecerá acima do assunto/ao lado dos destinatários.</w:t>
-      </w:r>
-    </w:p>
-    <w:p>
-      <w:pPr>
-        <w:pStyle w:val="PargrafodaLista"/>
-        <w:ind w:left="2160"/>
-      </w:pPr>
-    </w:p>
-    <w:p>
-      <w:r>
-        <w:t>https://raw.githubusercontent.com/rafaeltec/hlb-imagens-agentes/main/imagens%20sequenciais/ao%20lado%20dos%20destinat%C3%A1rios.png</w:t>
-      </w:r>
-    </w:p>
-    <w:p/>
-    <w:p/>
-    <w:p/>
-    <w:p>
-      <w:pPr>
-        <w:pStyle w:val="PargrafodaLista"/>
-        <w:numPr>
-          <w:ilvl w:val="0"/>
-          <w:numId w:val="8"/>
-        </w:numPr>
-      </w:pPr>
-      <w:r>
-        <w:t>Se a conta não aparecer na lista (Gerenciar Lista)</w:t>
-      </w:r>
-    </w:p>
-    <w:p>
-      <w:r>
-        <w:t>https://raw.githubusercontent.com/rafaeltec/hlb-imagens-agentes/main/imagens%20sequenciais/gerenciar%20lista.png</w:t>
-      </w:r>
-    </w:p>
-    <w:p>
-      <w:pPr>
-        <w:pStyle w:val="PargrafodaLista"/>
-        <w:numPr>
-          <w:ilvl w:val="0"/>
-          <w:numId w:val="8"/>
-        </w:numPr>
-      </w:pPr>
-      <w:r>
-        <w:t>Na tela Gerenciar Lista, marque as caixas das contas que deseja que apareçam.</w:t>
-      </w:r>
-    </w:p>
-    <w:p>
-      <w:r>
-        <w:t>https://raw.githubusercontent.com/rafaeltec/hlb-imagens-agentes/main/imagens%20sequenciais/Na%20tela%20Gerenciar%20Lista,%20marque%20as%20caixas%20das%20contas%20que%20deseja%20que%20apare%C3%A7am.png</w:t>
-      </w:r>
-    </w:p>
-    <w:p/>
-    <w:p/>
-    <w:p>
-      <w:pPr>
-        <w:pStyle w:val="PargrafodaLista"/>
-        <w:numPr>
-          <w:ilvl w:val="0"/>
-          <w:numId w:val="8"/>
+    <w:p>
+      <w:pPr>
+        <w:pStyle w:val="PargrafodaLista"/>
+        <w:numPr>
+          <w:ilvl w:val="0"/>
+          <w:numId w:val="14"/>
         </w:numPr>
       </w:pPr>
       <w:r>
@@ -1729,6 +1754,119 @@
     </w:lvl>
   </w:abstractNum>
   <w:abstractNum w:abstractNumId="4" w15:restartNumberingAfterBreak="0">
+    <w:nsid w:val="2DB65AD4"/>
+    <w:multiLevelType w:val="hybridMultilevel"/>
+    <w:tmpl w:val="A0CAD5EC"/>
+    <w:lvl w:ilvl="0" w:tplc="04160001">
+      <w:start w:val="1"/>
+      <w:numFmt w:val="bullet"/>
+      <w:lvlText w:val=""/>
+      <w:lvlJc w:val="left"/>
+      <w:pPr>
+        <w:ind w:left="720" w:hanging="360"/>
+      </w:pPr>
+      <w:rPr>
+        <w:rFonts w:ascii="Symbol" w:hAnsi="Symbol" w:hint="default"/>
+      </w:rPr>
+    </w:lvl>
+    <w:lvl w:ilvl="1" w:tplc="04160003">
+      <w:start w:val="1"/>
+      <w:numFmt w:val="bullet"/>
+      <w:lvlText w:val="o"/>
+      <w:lvlJc w:val="left"/>
+      <w:pPr>
+        <w:ind w:left="1440" w:hanging="360"/>
+      </w:pPr>
+      <w:rPr>
+        <w:rFonts w:ascii="Courier New" w:hAnsi="Courier New" w:cs="Courier New" w:hint="default"/>
+      </w:rPr>
+    </w:lvl>
+    <w:lvl w:ilvl="2" w:tplc="04160005">
+      <w:start w:val="1"/>
+      <w:numFmt w:val="bullet"/>
+      <w:lvlText w:val=""/>
+      <w:lvlJc w:val="left"/>
+      <w:pPr>
+        <w:ind w:left="2160" w:hanging="360"/>
+      </w:pPr>
+      <w:rPr>
+        <w:rFonts w:ascii="Wingdings" w:hAnsi="Wingdings" w:hint="default"/>
+      </w:rPr>
+    </w:lvl>
+    <w:lvl w:ilvl="3" w:tplc="04160001" w:tentative="1">
+      <w:start w:val="1"/>
+      <w:numFmt w:val="bullet"/>
+      <w:lvlText w:val=""/>
+      <w:lvlJc w:val="left"/>
+      <w:pPr>
+        <w:ind w:left="2880" w:hanging="360"/>
+      </w:pPr>
+      <w:rPr>
+        <w:rFonts w:ascii="Symbol" w:hAnsi="Symbol" w:hint="default"/>
+      </w:rPr>
+    </w:lvl>
+    <w:lvl w:ilvl="4" w:tplc="04160003" w:tentative="1">
+      <w:start w:val="1"/>
+      <w:numFmt w:val="bullet"/>
+      <w:lvlText w:val="o"/>
+      <w:lvlJc w:val="left"/>
+      <w:pPr>
+        <w:ind w:left="3600" w:hanging="360"/>
+      </w:pPr>
+      <w:rPr>
+        <w:rFonts w:ascii="Courier New" w:hAnsi="Courier New" w:cs="Courier New" w:hint="default"/>
+      </w:rPr>
+    </w:lvl>
+    <w:lvl w:ilvl="5" w:tplc="04160005" w:tentative="1">
+      <w:start w:val="1"/>
+      <w:numFmt w:val="bullet"/>
+      <w:lvlText w:val=""/>
+      <w:lvlJc w:val="left"/>
+      <w:pPr>
+        <w:ind w:left="4320" w:hanging="360"/>
+      </w:pPr>
+      <w:rPr>
+        <w:rFonts w:ascii="Wingdings" w:hAnsi="Wingdings" w:hint="default"/>
+      </w:rPr>
+    </w:lvl>
+    <w:lvl w:ilvl="6" w:tplc="04160001" w:tentative="1">
+      <w:start w:val="1"/>
+      <w:numFmt w:val="bullet"/>
+      <w:lvlText w:val=""/>
+      <w:lvlJc w:val="left"/>
+      <w:pPr>
+        <w:ind w:left="5040" w:hanging="360"/>
+      </w:pPr>
+      <w:rPr>
+        <w:rFonts w:ascii="Symbol" w:hAnsi="Symbol" w:hint="default"/>
+      </w:rPr>
+    </w:lvl>
+    <w:lvl w:ilvl="7" w:tplc="04160003" w:tentative="1">
+      <w:start w:val="1"/>
+      <w:numFmt w:val="bullet"/>
+      <w:lvlText w:val="o"/>
+      <w:lvlJc w:val="left"/>
+      <w:pPr>
+        <w:ind w:left="5760" w:hanging="360"/>
+      </w:pPr>
+      <w:rPr>
+        <w:rFonts w:ascii="Courier New" w:hAnsi="Courier New" w:cs="Courier New" w:hint="default"/>
+      </w:rPr>
+    </w:lvl>
+    <w:lvl w:ilvl="8" w:tplc="04160005" w:tentative="1">
+      <w:start w:val="1"/>
+      <w:numFmt w:val="bullet"/>
+      <w:lvlText w:val=""/>
+      <w:lvlJc w:val="left"/>
+      <w:pPr>
+        <w:ind w:left="6480" w:hanging="360"/>
+      </w:pPr>
+      <w:rPr>
+        <w:rFonts w:ascii="Wingdings" w:hAnsi="Wingdings" w:hint="default"/>
+      </w:rPr>
+    </w:lvl>
+  </w:abstractNum>
+  <w:abstractNum w:abstractNumId="5" w15:restartNumberingAfterBreak="0">
     <w:nsid w:val="2DCD5FC0"/>
     <w:multiLevelType w:val="hybridMultilevel"/>
     <w:tmpl w:val="96B2D090"/>
@@ -1814,7 +1952,7 @@
       </w:pPr>
     </w:lvl>
   </w:abstractNum>
-  <w:abstractNum w:abstractNumId="5" w15:restartNumberingAfterBreak="0">
+  <w:abstractNum w:abstractNumId="6" w15:restartNumberingAfterBreak="0">
     <w:nsid w:val="3FAB4C82"/>
     <w:multiLevelType w:val="hybridMultilevel"/>
     <w:tmpl w:val="A8B6D68A"/>
@@ -1903,7 +2041,7 @@
       </w:pPr>
     </w:lvl>
   </w:abstractNum>
-  <w:abstractNum w:abstractNumId="6" w15:restartNumberingAfterBreak="0">
+  <w:abstractNum w:abstractNumId="7" w15:restartNumberingAfterBreak="0">
     <w:nsid w:val="3FB82C37"/>
     <w:multiLevelType w:val="hybridMultilevel"/>
     <w:tmpl w:val="E5325430"/>
@@ -2016,7 +2154,7 @@
       </w:rPr>
     </w:lvl>
   </w:abstractNum>
-  <w:abstractNum w:abstractNumId="7" w15:restartNumberingAfterBreak="0">
+  <w:abstractNum w:abstractNumId="8" w15:restartNumberingAfterBreak="0">
     <w:nsid w:val="423B09C4"/>
     <w:multiLevelType w:val="hybridMultilevel"/>
     <w:tmpl w:val="AB382678"/>
@@ -2102,7 +2240,7 @@
       </w:pPr>
     </w:lvl>
   </w:abstractNum>
-  <w:abstractNum w:abstractNumId="8" w15:restartNumberingAfterBreak="0">
+  <w:abstractNum w:abstractNumId="9" w15:restartNumberingAfterBreak="0">
     <w:nsid w:val="4DDC416E"/>
     <w:multiLevelType w:val="hybridMultilevel"/>
     <w:tmpl w:val="CCF45D36"/>
@@ -2191,7 +2329,7 @@
       </w:pPr>
     </w:lvl>
   </w:abstractNum>
-  <w:abstractNum w:abstractNumId="9" w15:restartNumberingAfterBreak="0">
+  <w:abstractNum w:abstractNumId="10" w15:restartNumberingAfterBreak="0">
     <w:nsid w:val="5AA07290"/>
     <w:multiLevelType w:val="hybridMultilevel"/>
     <w:tmpl w:val="89C608D2"/>
@@ -2304,7 +2442,7 @@
       </w:rPr>
     </w:lvl>
   </w:abstractNum>
-  <w:abstractNum w:abstractNumId="10" w15:restartNumberingAfterBreak="0">
+  <w:abstractNum w:abstractNumId="11" w15:restartNumberingAfterBreak="0">
     <w:nsid w:val="6A1613E1"/>
     <w:multiLevelType w:val="hybridMultilevel"/>
     <w:tmpl w:val="6EFC473C"/>
@@ -2417,7 +2555,7 @@
       </w:rPr>
     </w:lvl>
   </w:abstractNum>
-  <w:abstractNum w:abstractNumId="11" w15:restartNumberingAfterBreak="0">
+  <w:abstractNum w:abstractNumId="12" w15:restartNumberingAfterBreak="0">
     <w:nsid w:val="77BA682F"/>
     <w:multiLevelType w:val="hybridMultilevel"/>
     <w:tmpl w:val="DB90B496"/>
@@ -2530,26 +2668,112 @@
       </w:rPr>
     </w:lvl>
   </w:abstractNum>
+  <w:abstractNum w:abstractNumId="13" w15:restartNumberingAfterBreak="0">
+    <w:nsid w:val="7D4505B0"/>
+    <w:multiLevelType w:val="hybridMultilevel"/>
+    <w:tmpl w:val="DE1445F0"/>
+    <w:lvl w:ilvl="0" w:tplc="0416000F">
+      <w:start w:val="1"/>
+      <w:numFmt w:val="decimal"/>
+      <w:lvlText w:val="%1."/>
+      <w:lvlJc w:val="left"/>
+      <w:pPr>
+        <w:ind w:left="720" w:hanging="360"/>
+      </w:pPr>
+    </w:lvl>
+    <w:lvl w:ilvl="1" w:tplc="04160019">
+      <w:start w:val="1"/>
+      <w:numFmt w:val="lowerLetter"/>
+      <w:lvlText w:val="%2."/>
+      <w:lvlJc w:val="left"/>
+      <w:pPr>
+        <w:ind w:left="1440" w:hanging="360"/>
+      </w:pPr>
+    </w:lvl>
+    <w:lvl w:ilvl="2" w:tplc="0416001B">
+      <w:start w:val="1"/>
+      <w:numFmt w:val="lowerRoman"/>
+      <w:lvlText w:val="%3."/>
+      <w:lvlJc w:val="right"/>
+      <w:pPr>
+        <w:ind w:left="2160" w:hanging="180"/>
+      </w:pPr>
+    </w:lvl>
+    <w:lvl w:ilvl="3" w:tplc="0416000F" w:tentative="1">
+      <w:start w:val="1"/>
+      <w:numFmt w:val="decimal"/>
+      <w:lvlText w:val="%4."/>
+      <w:lvlJc w:val="left"/>
+      <w:pPr>
+        <w:ind w:left="2880" w:hanging="360"/>
+      </w:pPr>
+    </w:lvl>
+    <w:lvl w:ilvl="4" w:tplc="04160019" w:tentative="1">
+      <w:start w:val="1"/>
+      <w:numFmt w:val="lowerLetter"/>
+      <w:lvlText w:val="%5."/>
+      <w:lvlJc w:val="left"/>
+      <w:pPr>
+        <w:ind w:left="3600" w:hanging="360"/>
+      </w:pPr>
+    </w:lvl>
+    <w:lvl w:ilvl="5" w:tplc="0416001B" w:tentative="1">
+      <w:start w:val="1"/>
+      <w:numFmt w:val="lowerRoman"/>
+      <w:lvlText w:val="%6."/>
+      <w:lvlJc w:val="right"/>
+      <w:pPr>
+        <w:ind w:left="4320" w:hanging="180"/>
+      </w:pPr>
+    </w:lvl>
+    <w:lvl w:ilvl="6" w:tplc="0416000F" w:tentative="1">
+      <w:start w:val="1"/>
+      <w:numFmt w:val="decimal"/>
+      <w:lvlText w:val="%7."/>
+      <w:lvlJc w:val="left"/>
+      <w:pPr>
+        <w:ind w:left="5040" w:hanging="360"/>
+      </w:pPr>
+    </w:lvl>
+    <w:lvl w:ilvl="7" w:tplc="04160019" w:tentative="1">
+      <w:start w:val="1"/>
+      <w:numFmt w:val="lowerLetter"/>
+      <w:lvlText w:val="%8."/>
+      <w:lvlJc w:val="left"/>
+      <w:pPr>
+        <w:ind w:left="5760" w:hanging="360"/>
+      </w:pPr>
+    </w:lvl>
+    <w:lvl w:ilvl="8" w:tplc="0416001B" w:tentative="1">
+      <w:start w:val="1"/>
+      <w:numFmt w:val="lowerRoman"/>
+      <w:lvlText w:val="%9."/>
+      <w:lvlJc w:val="right"/>
+      <w:pPr>
+        <w:ind w:left="6480" w:hanging="180"/>
+      </w:pPr>
+    </w:lvl>
+  </w:abstractNum>
   <w:num w:numId="1">
-    <w:abstractNumId w:val="4"/>
+    <w:abstractNumId w:val="5"/>
   </w:num>
   <w:num w:numId="2">
-    <w:abstractNumId w:val="11"/>
+    <w:abstractNumId w:val="12"/>
   </w:num>
   <w:num w:numId="3">
     <w:abstractNumId w:val="3"/>
   </w:num>
   <w:num w:numId="4">
-    <w:abstractNumId w:val="9"/>
+    <w:abstractNumId w:val="10"/>
   </w:num>
   <w:num w:numId="5">
-    <w:abstractNumId w:val="10"/>
+    <w:abstractNumId w:val="11"/>
   </w:num>
   <w:num w:numId="6">
-    <w:abstractNumId w:val="6"/>
+    <w:abstractNumId w:val="7"/>
   </w:num>
   <w:num w:numId="7">
-    <w:abstractNumId w:val="7"/>
+    <w:abstractNumId w:val="8"/>
   </w:num>
   <w:num w:numId="8">
     <w:abstractNumId w:val="1"/>
@@ -2558,13 +2782,19 @@
     <w:abstractNumId w:val="2"/>
   </w:num>
   <w:num w:numId="10">
-    <w:abstractNumId w:val="8"/>
+    <w:abstractNumId w:val="9"/>
   </w:num>
   <w:num w:numId="11">
     <w:abstractNumId w:val="0"/>
   </w:num>
   <w:num w:numId="12">
-    <w:abstractNumId w:val="5"/>
+    <w:abstractNumId w:val="6"/>
+  </w:num>
+  <w:num w:numId="13">
+    <w:abstractNumId w:val="4"/>
+  </w:num>
+  <w:num w:numId="14">
+    <w:abstractNumId w:val="13"/>
   </w:num>
 </w:numbering>
 </file>
